--- a/lc-balance-wc/analysis/Balance-Figures-Calculation-Logic.docx
+++ b/lc-balance-wc/analysis/Balance-Figures-Calculation-Logic.docx
@@ -2,6 +2,14 @@
 <file path=word/document.xml><?xml version="1.0" encoding="utf-8"?>
 <w:document xmlns:w="http://schemas.openxmlformats.org/wordprocessingml/2006/main" xmlns:m="http://schemas.openxmlformats.org/officeDocument/2006/math" xmlns:r="http://schemas.openxmlformats.org/officeDocument/2006/relationships" xmlns:o="urn:schemas-microsoft-com:office:office" xmlns:v="urn:schemas-microsoft-com:vml" xmlns:w10="urn:schemas-microsoft-com:office:word" xmlns:a="http://schemas.openxmlformats.org/drawingml/2006/main" xmlns:pic="http://schemas.openxmlformats.org/drawingml/2006/picture" xmlns:wp="http://schemas.openxmlformats.org/drawingml/2006/wordprocessingDrawing">
   <w:body>
+    <w:p>
+      <w:pPr>
+        <w:pStyle w:val="Title"/>
+      </w:pPr>
+      <w:r>
+        <w:t xml:space="preserve">Balance Component — Balance Figure Calculation &amp; Update Logic</w:t>
+      </w:r>
+    </w:p>
     <w:bookmarkStart w:id="35" w:name="Xa28559a36eab74410773d299f97a081f107607f"/>
     <w:p>
       <w:pPr>
@@ -332,6 +340,18 @@
         <w:rPr>
           <w:rStyle w:val="VerbatimChar"/>
         </w:rPr>
+        <w:t xml:space="preserve">domain/amendDecrease.ts</w:t>
+      </w:r>
+      <w:r>
+        <w:t xml:space="preserve">,</w:t>
+      </w:r>
+      <w:r>
+        <w:t xml:space="preserve"> </w:t>
+      </w:r>
+      <w:r>
+        <w:rPr>
+          <w:rStyle w:val="VerbatimChar"/>
+        </w:rPr>
         <w:t xml:space="preserve">domain/tolerance.ts</w:t>
       </w:r>
       <w:r>
@@ -374,13 +394,7 @@
         <w:t xml:space="preserve">GET .../balance</w:t>
       </w:r>
       <w:r>
-        <w:t xml:space="preserve">, the</w:t>
-      </w:r>
-      <w:r>
-        <w:t xml:space="preserve"> </w:t>
-      </w:r>
-      <w:r>
-        <w:t xml:space="preserve">in-memory snapshot captured at</w:t>
+        <w:t xml:space="preserve">, the in-memory snapshot captured at</w:t>
       </w:r>
       <w:r>
         <w:t xml:space="preserve"> </w:t>
@@ -404,13 +418,7 @@
         <w:t xml:space="preserve">release()</w:t>
       </w:r>
       <w:r>
-        <w:t xml:space="preserve">) funnels through.</w:t>
-      </w:r>
-      <w:r>
-        <w:t xml:space="preserve"> </w:t>
-      </w:r>
-      <w:r>
-        <w:t xml:space="preserve">Every formula below is quoted from that code, not re-derived.</w:t>
+        <w:t xml:space="preserve">) funnels through. Every formula below is quoted from that code, not re-derived.</w:t>
       </w:r>
     </w:p>
     <w:p>
@@ -767,6 +775,1142 @@
         <w:pict>
           <v:rect style="width:0;height:1.5pt" o:hralign="center" o:hrstd="t" o:hr="t"/>
         </w:pict>
+      </w:r>
+    </w:p>
+    <w:p>
+      <w:pPr>
+        <w:pStyle w:val="BlockText"/>
+      </w:pPr>
+      <w:r>
+        <w:rPr>
+          <w:b/>
+          <w:bCs/>
+        </w:rPr>
+        <w:t xml:space="preserve">Formula change, 2026-08-20 (business instruction).</w:t>
+      </w:r>
+      <w:r>
+        <w:t xml:space="preserve"> </w:t>
+      </w:r>
+      <w:r>
+        <w:t xml:space="preserve">Figure #5 (</w:t>
+      </w:r>
+      <w:r>
+        <w:rPr>
+          <w:b/>
+          <w:bCs/>
+        </w:rPr>
+        <w:t xml:space="preserve">Tight Available Balance</w:t>
+      </w:r>
+      <w:r>
+        <w:t xml:space="preserve">) now</w:t>
+      </w:r>
+      <w:r>
+        <w:t xml:space="preserve"> </w:t>
+      </w:r>
+      <w:r>
+        <w:t xml:space="preserve">derives from</w:t>
+      </w:r>
+      <w:r>
+        <w:t xml:space="preserve"> </w:t>
+      </w:r>
+      <w:r>
+        <w:rPr>
+          <w:b/>
+          <w:bCs/>
+        </w:rPr>
+        <w:t xml:space="preserve">Confirmed Balance</w:t>
+      </w:r>
+      <w:r>
+        <w:t xml:space="preserve">, not Available Balance —</w:t>
+      </w:r>
+      <w:r>
+        <w:t xml:space="preserve"> </w:t>
+      </w:r>
+      <w:r>
+        <w:t xml:space="preserve">“Tight Available Balance </w:t>
+      </w:r>
+      <w:r>
+        <w:rPr>
+          <w:rFonts w:hint="eastAsia"/>
+        </w:rPr>
+        <w:t xml:space="preserve">應該用</w:t>
+      </w:r>
+      <w:r>
+        <w:t xml:space="preserve"> Confirmed</w:t>
+      </w:r>
+      <w:r>
+        <w:t xml:space="preserve"> </w:t>
+      </w:r>
+      <w:r>
+        <w:t xml:space="preserve">LC Balance </w:t>
+      </w:r>
+      <w:r>
+        <w:rPr>
+          <w:rFonts w:hint="eastAsia"/>
+        </w:rPr>
+        <w:t xml:space="preserve">減其他金額,</w:t>
+      </w:r>
+      <w:r>
+        <w:t xml:space="preserve"> </w:t>
+      </w:r>
+      <w:r>
+        <w:rPr>
+          <w:rFonts w:hint="eastAsia"/>
+        </w:rPr>
+        <w:t xml:space="preserve">因為</w:t>
+      </w:r>
+      <w:r>
+        <w:t xml:space="preserve"> APPROVED </w:t>
+      </w:r>
+      <w:r>
+        <w:rPr>
+          <w:rFonts w:hint="eastAsia"/>
+        </w:rPr>
+        <w:t xml:space="preserve">才可以動用”</w:t>
+      </w:r>
+      <w:r>
+        <w:t xml:space="preserve"> </w:t>
+      </w:r>
+      <w:r>
+        <w:t xml:space="preserve">(only APPROVED/RELEASED amounts are genuinely usable</w:t>
+      </w:r>
+      <w:r>
+        <w:t xml:space="preserve"> </w:t>
+      </w:r>
+      <w:r>
+        <w:t xml:space="preserve">capacity). A still-PENDING</w:t>
+      </w:r>
+      <w:r>
+        <w:t xml:space="preserve"> </w:t>
+      </w:r>
+      <w:r>
+        <w:rPr>
+          <w:b/>
+          <w:bCs/>
+        </w:rPr>
+        <w:t xml:space="preserve">increase</w:t>
+      </w:r>
+      <w:r>
+        <w:t xml:space="preserve"> </w:t>
+      </w:r>
+      <w:r>
+        <w:t xml:space="preserve">(ISSUE/AMEND_INCREASE/B1/B2-Increase) therefore no longer</w:t>
+      </w:r>
+      <w:r>
+        <w:t xml:space="preserve"> </w:t>
+      </w:r>
+      <w:r>
+        <w:t xml:space="preserve">raises Tight Available Balance until it is Approved — but a still-PENDING</w:t>
+      </w:r>
+      <w:r>
+        <w:t xml:space="preserve"> </w:t>
+      </w:r>
+      <w:r>
+        <w:rPr>
+          <w:b/>
+          <w:bCs/>
+        </w:rPr>
+        <w:t xml:space="preserve">decrease</w:t>
+      </w:r>
+      <w:r>
+        <w:t xml:space="preserve"> </w:t>
+      </w:r>
+      <w:r>
+        <w:t xml:space="preserve">(AMEND_DECREASE/UTILIZE/B2-Decrease/etc.) still reduces it immediately at Submit, same as before</w:t>
+      </w:r>
+      <w:r>
+        <w:t xml:space="preserve"> </w:t>
+      </w:r>
+      <w:r>
+        <w:t xml:space="preserve">(</w:t>
+      </w:r>
+      <w:r>
+        <w:t xml:space="preserve">“A2 B2 Decrease Submit </w:t>
+      </w:r>
+      <w:r>
+        <w:rPr>
+          <w:rFonts w:hint="eastAsia"/>
+        </w:rPr>
+        <w:t xml:space="preserve">後，對</w:t>
+      </w:r>
+      <w:r>
+        <w:t xml:space="preserve"> Tight LC Balance </w:t>
+      </w:r>
+      <w:r>
+        <w:rPr>
+          <w:rFonts w:hint="eastAsia"/>
+        </w:rPr>
+        <w:t xml:space="preserve">也是減項”</w:t>
+      </w:r>
+      <w:r>
+        <w:t xml:space="preserve"> </w:t>
+      </w:r>
+      <w:r>
+        <w:t xml:space="preserve">—</w:t>
+      </w:r>
+      <w:r>
+        <w:t xml:space="preserve"> </w:t>
+      </w:r>
+      <w:r>
+        <w:rPr>
+          <w:rFonts w:hint="eastAsia"/>
+        </w:rPr>
+        <w:t xml:space="preserve">“占用從寬”</w:t>
+      </w:r>
+      <w:r>
+        <w:t xml:space="preserve">, occupancy is counted early;</w:t>
+      </w:r>
+      <w:r>
+        <w:t xml:space="preserve"> </w:t>
+      </w:r>
+      <w:r>
+        <w:rPr>
+          <w:rFonts w:hint="eastAsia"/>
+        </w:rPr>
+        <w:t xml:space="preserve">“增加從嚴”</w:t>
+      </w:r>
+      <w:r>
+        <w:t xml:space="preserve">, increases are counted late). See the new</w:t>
+      </w:r>
+      <w:r>
+        <w:t xml:space="preserve"> </w:t>
+      </w:r>
+      <w:r>
+        <w:rPr>
+          <w:b/>
+          <w:bCs/>
+        </w:rPr>
+        <w:t xml:space="preserve">Pending Decrease Total</w:t>
+      </w:r>
+      <w:r>
+        <w:t xml:space="preserve"> </w:t>
+      </w:r>
+      <w:r>
+        <w:t xml:space="preserve">row (#5a) and the</w:t>
+      </w:r>
+      <w:r>
+        <w:t xml:space="preserve"> </w:t>
+      </w:r>
+      <w:r>
+        <w:t xml:space="preserve">rewritten §5 general pattern below. A previously-missing sufficiency check on B2’s own Decrease</w:t>
+      </w:r>
+      <w:r>
+        <w:t xml:space="preserve"> </w:t>
+      </w:r>
+      <w:r>
+        <w:t xml:space="preserve">direction (</w:t>
+      </w:r>
+      <w:r>
+        <w:rPr>
+          <w:rStyle w:val="VerbatimChar"/>
+        </w:rPr>
+        <w:t xml:space="preserve">AMEND</w:t>
+      </w:r>
+      <w:r>
+        <w:t xml:space="preserve"> </w:t>
+      </w:r>
+      <w:r>
+        <w:t xml:space="preserve">with a negative signed amount) was closed in the same pass — see §4’s own note.</w:t>
+      </w:r>
+      <w:r>
+        <w:t xml:space="preserve"> </w:t>
+      </w:r>
+      <w:r>
+        <w:t xml:space="preserve">Every per-function table in §6/§7 below follows this updated rule; only the pure-increase,</w:t>
+      </w:r>
+      <w:r>
+        <w:t xml:space="preserve"> </w:t>
+      </w:r>
+      <w:r>
+        <w:t xml:space="preserve">single-movement tables (A1, A2-Increase, B1, B2-Increase) were individually re-verified against it in</w:t>
+      </w:r>
+      <w:r>
+        <w:t xml:space="preserve"> </w:t>
+      </w:r>
+      <w:r>
+        <w:t xml:space="preserve">this revision — read every other table’s own</w:t>
+      </w:r>
+      <w:r>
+        <w:t xml:space="preserve"> </w:t>
+      </w:r>
+      <w:r>
+        <w:t xml:space="preserve">“Tight Available Balance”</w:t>
+      </w:r>
+      <w:r>
+        <w:t xml:space="preserve"> </w:t>
+      </w:r>
+      <w:r>
+        <w:t xml:space="preserve">row through §5’s general rule</w:t>
+      </w:r>
+      <w:r>
+        <w:t xml:space="preserve"> </w:t>
+      </w:r>
+      <w:r>
+        <w:t xml:space="preserve">rather than assuming it was re-audited line by line.</w:t>
+      </w:r>
+    </w:p>
+    <w:p>
+      <w:pPr>
+        <w:pStyle w:val="BlockText"/>
+      </w:pPr>
+      <w:r>
+        <w:rPr>
+          <w:b/>
+          <w:bCs/>
+        </w:rPr>
+        <w:t xml:space="preserve">Sufficiency-check basis, same day, later pass (</w:t>
+      </w:r>
+      <w:r>
+        <w:rPr>
+          <w:b/>
+          <w:bCs/>
+        </w:rPr>
+        <w:t xml:space="preserve">“A2 Decrease </w:t>
+      </w:r>
+      <w:r>
+        <w:rPr>
+          <w:rFonts w:hint="eastAsia"/>
+          <w:b/>
+          <w:bCs/>
+        </w:rPr>
+        <w:t xml:space="preserve">輸入金額控制規則</w:t>
+      </w:r>
+      <w:r>
+        <w:rPr>
+          <w:b/>
+          <w:bCs/>
+        </w:rPr>
+        <w:t xml:space="preserve"> B2 Decrease, A3 &amp; B3</w:t>
+      </w:r>
+      <w:r>
+        <w:rPr>
+          <w:b/>
+          <w:bCs/>
+        </w:rPr>
+        <w:t xml:space="preserve"> </w:t>
+      </w:r>
+      <w:r>
+        <w:rPr>
+          <w:rFonts w:hint="eastAsia"/>
+          <w:b/>
+          <w:bCs/>
+        </w:rPr>
+        <w:t xml:space="preserve">都適用”</w:t>
+      </w:r>
+      <w:r>
+        <w:rPr>
+          <w:b/>
+          <w:bCs/>
+        </w:rPr>
+        <w:t xml:space="preserve"> </w:t>
+      </w:r>
+      <w:r>
+        <w:rPr>
+          <w:b/>
+          <w:bCs/>
+        </w:rPr>
+        <w:t xml:space="preserve">— business-confirmed via a balance-expert review).</w:t>
+      </w:r>
+      <w:r>
+        <w:t xml:space="preserve"> </w:t>
+      </w:r>
+      <w:r>
+        <w:rPr>
+          <w:rStyle w:val="VerbatimChar"/>
+        </w:rPr>
+        <w:t xml:space="preserve">checkAmendDecreaseSufficiency</w:t>
+      </w:r>
+      <w:r>
+        <w:t xml:space="preserve"> </w:t>
+      </w:r>
+      <w:r>
+        <w:t xml:space="preserve">(A2’s own</w:t>
+      </w:r>
+      <w:r>
+        <w:t xml:space="preserve"> </w:t>
+      </w:r>
+      <w:r>
+        <w:rPr>
+          <w:rStyle w:val="VerbatimChar"/>
+        </w:rPr>
+        <w:t xml:space="preserve">AMEND_DECREASE</w:t>
+      </w:r>
+      <w:r>
+        <w:t xml:space="preserve"> </w:t>
+      </w:r>
+      <w:r>
+        <w:t xml:space="preserve">and B2’s own Decrease direction, §4/§6.2) was compared against</w:t>
+      </w:r>
+      <w:r>
+        <w:t xml:space="preserve"> </w:t>
+      </w:r>
+      <w:r>
+        <w:rPr>
+          <w:b/>
+          <w:bCs/>
+        </w:rPr>
+        <w:t xml:space="preserve">plain</w:t>
+      </w:r>
+      <w:r>
+        <w:rPr>
+          <w:b/>
+          <w:bCs/>
+        </w:rPr>
+        <w:t xml:space="preserve"> </w:t>
+      </w:r>
+      <w:r>
+        <w:rPr>
+          <w:b/>
+          <w:bCs/>
+        </w:rPr>
+        <w:t xml:space="preserve">Available Balance</w:t>
+      </w:r>
+      <w:r>
+        <w:t xml:space="preserve"> </w:t>
+      </w:r>
+      <w:r>
+        <w:t xml:space="preserve">when Tight Available Balance was first introduced above — a real gap: it let a</w:t>
+      </w:r>
+      <w:r>
+        <w:t xml:space="preserve"> </w:t>
+      </w:r>
+      <w:r>
+        <w:t xml:space="preserve">Decrease shrink an LC/Confirmation’s own ceiling</w:t>
+      </w:r>
+      <w:r>
+        <w:t xml:space="preserve"> </w:t>
+      </w:r>
+      <w:r>
+        <w:rPr>
+          <w:i/>
+          <w:iCs/>
+        </w:rPr>
+        <w:t xml:space="preserve">below</w:t>
+      </w:r>
+      <w:r>
+        <w:t xml:space="preserve"> </w:t>
+      </w:r>
+      <w:r>
+        <w:t xml:space="preserve">its outstanding off-balance-sheet exposure</w:t>
+      </w:r>
+      <w:r>
+        <w:t xml:space="preserve"> </w:t>
+      </w:r>
+      <w:r>
+        <w:t xml:space="preserve">(live-reproduced on U01: Confirmed 100, SG Outstanding 10, plain Available 100, Tight 90 — a Decrease of</w:t>
+      </w:r>
+      <w:r>
+        <w:t xml:space="preserve"> </w:t>
+      </w:r>
+      <w:r>
+        <w:t xml:space="preserve">95 used to pass, leaving only 5 of real capacity under a still-outstanding 10 SG). Now compares against</w:t>
+      </w:r>
+      <w:r>
+        <w:t xml:space="preserve"> </w:t>
+      </w:r>
+      <w:r>
+        <w:rPr>
+          <w:b/>
+          <w:bCs/>
+        </w:rPr>
+        <w:t xml:space="preserve">Tight Available Balance</w:t>
+      </w:r>
+      <w:r>
+        <w:t xml:space="preserve"> </w:t>
+      </w:r>
+      <w:r>
+        <w:t xml:space="preserve">instead, computed the same per-instrumentType way</w:t>
+      </w:r>
+      <w:r>
+        <w:t xml:space="preserve"> </w:t>
+      </w:r>
+      <w:r>
+        <w:rPr>
+          <w:rStyle w:val="VerbatimChar"/>
+        </w:rPr>
+        <w:t xml:space="preserve">assembleSnapshot()</w:t>
+      </w:r>
+      <w:r>
+        <w:t xml:space="preserve"> </w:t>
+      </w:r>
+      <w:r>
+        <w:t xml:space="preserve">already does (SHGT exposure for</w:t>
+      </w:r>
+      <w:r>
+        <w:t xml:space="preserve"> </w:t>
+      </w:r>
+      <w:r>
+        <w:rPr>
+          <w:rStyle w:val="VerbatimChar"/>
+        </w:rPr>
+        <w:t xml:space="preserve">IPLC_LC</w:t>
+      </w:r>
+      <w:r>
+        <w:t xml:space="preserve">/</w:t>
+      </w:r>
+      <w:r>
+        <w:rPr>
+          <w:rStyle w:val="VerbatimChar"/>
+        </w:rPr>
+        <w:t xml:space="preserve">EPLC_LC</w:t>
+      </w:r>
+      <w:r>
+        <w:t xml:space="preserve">, Present Docs Earmark for</w:t>
+      </w:r>
+      <w:r>
+        <w:t xml:space="preserve"> </w:t>
+      </w:r>
+      <w:r>
+        <w:rPr>
+          <w:rStyle w:val="VerbatimChar"/>
+        </w:rPr>
+        <w:t xml:space="preserve">EPLC_CONFIRMATION</w:t>
+      </w:r>
+      <w:r>
+        <w:t xml:space="preserve">) —</w:t>
+      </w:r>
+      <w:r>
+        <w:t xml:space="preserve"> </w:t>
+      </w:r>
+      <w:r>
+        <w:t xml:space="preserve">bringing it in line with A3/A3S’s own</w:t>
+      </w:r>
+      <w:r>
+        <w:t xml:space="preserve"> </w:t>
+      </w:r>
+      <w:r>
+        <w:rPr>
+          <w:rStyle w:val="VerbatimChar"/>
+        </w:rPr>
+        <w:t xml:space="preserve">checkUtilizeSufficiency</w:t>
+      </w:r>
+      <w:r>
+        <w:t xml:space="preserve"> </w:t>
+      </w:r>
+      <w:r>
+        <w:t xml:space="preserve">and B3’s own</w:t>
+      </w:r>
+      <w:r>
+        <w:t xml:space="preserve"> </w:t>
+      </w:r>
+      <w:r>
+        <w:rPr>
+          <w:rStyle w:val="VerbatimChar"/>
+        </w:rPr>
+        <w:t xml:space="preserve">checkPresentDocsIssueSufficiency</w:t>
+      </w:r>
+      <w:r>
+        <w:t xml:space="preserve">, both already Tight-based since the original formula change above.</w:t>
+      </w:r>
+      <w:r>
+        <w:t xml:space="preserve"> </w:t>
+      </w:r>
+      <w:r>
+        <w:rPr>
+          <w:b/>
+          <w:bCs/>
+        </w:rPr>
+        <w:t xml:space="preserve">A8’s own</w:t>
+      </w:r>
+      <w:r>
+        <w:rPr>
+          <w:b/>
+          <w:bCs/>
+        </w:rPr>
+        <w:t xml:space="preserve"> </w:t>
+      </w:r>
+      <w:r>
+        <w:rPr>
+          <w:rStyle w:val="VerbatimChar"/>
+          <w:b/>
+          <w:bCs/>
+        </w:rPr>
+        <w:t xml:space="preserve">checkShgtIssueSufficiency</w:t>
+      </w:r>
+      <w:r>
+        <w:t xml:space="preserve"> </w:t>
+      </w:r>
+      <w:r>
+        <w:t xml:space="preserve">(SG Issue amount capped at the parent LC’s own capacity, §6</w:t>
+      </w:r>
+      <w:r>
+        <w:t xml:space="preserve"> </w:t>
+      </w:r>
+      <w:r>
+        <w:t xml:space="preserve">below) was</w:t>
+      </w:r>
+      <w:r>
+        <w:t xml:space="preserve"> </w:t>
+      </w:r>
+      <w:r>
+        <w:rPr>
+          <w:b/>
+          <w:bCs/>
+        </w:rPr>
+        <w:t xml:space="preserve">already</w:t>
+      </w:r>
+      <w:r>
+        <w:t xml:space="preserve"> </w:t>
+      </w:r>
+      <w:r>
+        <w:t xml:space="preserve">Tight-based before this session — its own table’s prose below is corrected in</w:t>
+      </w:r>
+      <w:r>
+        <w:t xml:space="preserve"> </w:t>
+      </w:r>
+      <w:r>
+        <w:t xml:space="preserve">this revision purely to stop describing it as</w:t>
+      </w:r>
+      <w:r>
+        <w:t xml:space="preserve"> </w:t>
+      </w:r>
+      <w:r>
+        <w:t xml:space="preserve">“Available Balance,”</w:t>
+      </w:r>
+      <w:r>
+        <w:t xml:space="preserve"> </w:t>
+      </w:r>
+      <w:r>
+        <w:t xml:space="preserve">not because its behavior changed.</w:t>
+      </w:r>
+    </w:p>
+    <w:p>
+      <w:pPr>
+        <w:pStyle w:val="BlockText"/>
+      </w:pPr>
+      <w:r>
+        <w:rPr>
+          <w:b/>
+          <w:bCs/>
+        </w:rPr>
+        <w:t xml:space="preserve">Off-Balance Exposure basis, same day, later pass (</w:t>
+      </w:r>
+      <w:r>
+        <w:rPr>
+          <w:b/>
+          <w:bCs/>
+        </w:rPr>
+        <w:t xml:space="preserve">“SG </w:t>
+      </w:r>
+      <w:r>
+        <w:rPr>
+          <w:rFonts w:hint="eastAsia"/>
+          <w:b/>
+          <w:bCs/>
+        </w:rPr>
+        <w:t xml:space="preserve">贖回提早放行”</w:t>
+      </w:r>
+      <w:r>
+        <w:rPr>
+          <w:b/>
+          <w:bCs/>
+        </w:rPr>
+        <w:t xml:space="preserve"> </w:t>
+      </w:r>
+      <w:r>
+        <w:rPr>
+          <w:b/>
+          <w:bCs/>
+        </w:rPr>
+        <w:t xml:space="preserve">business scenario, then</w:t>
+      </w:r>
+      <w:r>
+        <w:rPr>
+          <w:b/>
+          <w:bCs/>
+        </w:rPr>
+        <w:t xml:space="preserve"> </w:t>
+      </w:r>
+      <w:r>
+        <w:rPr>
+          <w:b/>
+          <w:bCs/>
+        </w:rPr>
+        <w:t xml:space="preserve">“A35 Refer</w:t>
+      </w:r>
+      <w:r>
+        <w:rPr>
+          <w:b/>
+          <w:bCs/>
+        </w:rPr>
+        <w:t xml:space="preserve"> </w:t>
+      </w:r>
+      <w:r>
+        <w:rPr>
+          <w:b/>
+          <w:bCs/>
+        </w:rPr>
+        <w:t xml:space="preserve">to S02 G02 Tight Available Balance -8000???”</w:t>
+      </w:r>
+      <w:r>
+        <w:rPr>
+          <w:b/>
+          <w:bCs/>
+        </w:rPr>
+        <w:t xml:space="preserve">).</w:t>
+      </w:r>
+      <w:r>
+        <w:t xml:space="preserve"> </w:t>
+      </w:r>
+      <w:r>
+        <w:t xml:space="preserve">Figure #4 (</w:t>
+      </w:r>
+      <w:r>
+        <w:rPr>
+          <w:b/>
+          <w:bCs/>
+        </w:rPr>
+        <w:t xml:space="preserve">Off-Balance Exposure</w:t>
+      </w:r>
+      <w:r>
+        <w:t xml:space="preserve">) used to net a</w:t>
+      </w:r>
+      <w:r>
+        <w:t xml:space="preserve"> </w:t>
+      </w:r>
+      <w:r>
+        <w:rPr>
+          <w:rStyle w:val="VerbatimChar"/>
+        </w:rPr>
+        <w:t xml:space="preserve">PARTIAL_REDEEM</w:t>
+      </w:r>
+      <w:r>
+        <w:t xml:space="preserve">/</w:t>
+      </w:r>
+      <w:r>
+        <w:rPr>
+          <w:rStyle w:val="VerbatimChar"/>
+        </w:rPr>
+        <w:t xml:space="preserve">FULL_REDEEM</w:t>
+      </w:r>
+      <w:r>
+        <w:t xml:space="preserve"> </w:t>
+      </w:r>
+      <w:r>
+        <w:t xml:space="preserve">the moment it was Maker-Submitted (</w:t>
+      </w:r>
+      <w:r>
+        <w:rPr>
+          <w:rStyle w:val="VerbatimChar"/>
+        </w:rPr>
+        <w:t xml:space="preserve">PENDING</w:t>
+      </w:r>
+      <w:r>
+        <w:t xml:space="preserve">), the same as once genuinely</w:t>
+      </w:r>
+      <w:r>
+        <w:t xml:space="preserve"> </w:t>
+      </w:r>
+      <w:r>
+        <w:rPr>
+          <w:rStyle w:val="VerbatimChar"/>
+        </w:rPr>
+        <w:t xml:space="preserve">RELEASED</w:t>
+      </w:r>
+      <w:r>
+        <w:t xml:space="preserve"> </w:t>
+      </w:r>
+      <w:r>
+        <w:t xml:space="preserve">— a real gap, symmetric to the AMEND_DECREASE one above: a standalone A9 redemption</w:t>
+      </w:r>
+      <w:r>
+        <w:t xml:space="preserve"> </w:t>
+      </w:r>
+      <w:r>
+        <w:t xml:space="preserve">Maker-Submitted but not yet Checker-approved could let a SECOND, unrelated SG Issue (A8) or Document</w:t>
+      </w:r>
+      <w:r>
+        <w:t xml:space="preserve"> </w:t>
+      </w:r>
+      <w:r>
+        <w:t xml:space="preserve">Arrival (A3) pass against capacity that was never really freed — if the Checker later rejects that</w:t>
+      </w:r>
+      <w:r>
+        <w:t xml:space="preserve"> </w:t>
+      </w:r>
+      <w:r>
+        <w:t xml:space="preserve">redemption, the bank ends up over its real LC capacity, entirely because the system itself released</w:t>
+      </w:r>
+      <w:r>
+        <w:t xml:space="preserve"> </w:t>
+      </w:r>
+      <w:r>
+        <w:t xml:space="preserve">capacity before approval. Now only nets a redemption once genuinely</w:t>
+      </w:r>
+      <w:r>
+        <w:t xml:space="preserve"> </w:t>
+      </w:r>
+      <w:r>
+        <w:rPr>
+          <w:b/>
+          <w:bCs/>
+        </w:rPr>
+        <w:t xml:space="preserve">RELEASED</w:t>
+      </w:r>
+      <w:r>
+        <w:t xml:space="preserve"> </w:t>
+      </w:r>
+      <w:r>
+        <w:t xml:space="preserve">(</w:t>
+      </w:r>
+      <w:r>
+        <w:rPr>
+          <w:rFonts w:hint="eastAsia"/>
+        </w:rPr>
+        <w:t xml:space="preserve">“增加從嚴，對</w:t>
+      </w:r>
+      <w:r>
+        <w:t xml:space="preserve"> LC</w:t>
+      </w:r>
+      <w:r>
+        <w:t xml:space="preserve"> </w:t>
+      </w:r>
+      <w:r>
+        <w:t xml:space="preserve">Balance </w:t>
+      </w:r>
+      <w:r>
+        <w:rPr>
+          <w:rFonts w:hint="eastAsia"/>
+        </w:rPr>
+        <w:t xml:space="preserve">而言”</w:t>
+      </w:r>
+      <w:r>
+        <w:t xml:space="preserve">) —</w:t>
+      </w:r>
+      <w:r>
+        <w:t xml:space="preserve"> </w:t>
+      </w:r>
+      <w:r>
+        <w:rPr>
+          <w:b/>
+          <w:bCs/>
+        </w:rPr>
+        <w:t xml:space="preserve">except</w:t>
+      </w:r>
+      <w:r>
+        <w:t xml:space="preserve"> </w:t>
+      </w:r>
+      <w:r>
+        <w:t xml:space="preserve">a redemption sharing a still-PENDING</w:t>
+      </w:r>
+      <w:r>
+        <w:t xml:space="preserve"> </w:t>
+      </w:r>
+      <w:r>
+        <w:rPr>
+          <w:rStyle w:val="VerbatimChar"/>
+        </w:rPr>
+        <w:t xml:space="preserve">UTILIZE</w:t>
+      </w:r>
+      <w:r>
+        <w:t xml:space="preserve">’s own</w:t>
+      </w:r>
+      <w:r>
+        <w:t xml:space="preserve"> </w:t>
+      </w:r>
+      <w:r>
+        <w:rPr>
+          <w:rStyle w:val="VerbatimChar"/>
+        </w:rPr>
+        <w:t xml:space="preserve">businessEventId</w:t>
+      </w:r>
+      <w:r>
+        <w:t xml:space="preserve"> </w:t>
+      </w:r>
+      <w:r>
+        <w:t xml:space="preserve">on</w:t>
+      </w:r>
+      <w:r>
+        <w:t xml:space="preserve"> </w:t>
+      </w:r>
+      <w:r>
+        <w:t xml:space="preserve">the SAME LC (A3S’s own matched compound pair — see A3S’s own table below): that ONE case still nets from</w:t>
+      </w:r>
+      <w:r>
+        <w:t xml:space="preserve"> </w:t>
+      </w:r>
+      <w:r>
+        <w:t xml:space="preserve">Submit, since both legs are always released together (or both auto-rolled-back on failure), so there is</w:t>
+      </w:r>
+      <w:r>
+        <w:t xml:space="preserve"> </w:t>
+      </w:r>
+      <w:r>
+        <w:t xml:space="preserve">no cross-transaction leakage risk in treating them as one reclassification event rather than an</w:t>
+      </w:r>
+      <w:r>
+        <w:t xml:space="preserve"> </w:t>
+      </w:r>
+      <w:r>
+        <w:t xml:space="preserve">independent</w:t>
+      </w:r>
+      <w:r>
+        <w:t xml:space="preserve"> </w:t>
+      </w:r>
+      <w:r>
+        <w:t xml:space="preserve">“increase.”</w:t>
+      </w:r>
+      <w:r>
+        <w:t xml:space="preserve"> </w:t>
+      </w:r>
+      <w:r>
+        <w:t xml:space="preserve">A8’s own table (§6) is corrected to no longer claim a standalone redemption</w:t>
+      </w:r>
+      <w:r>
+        <w:t xml:space="preserve"> </w:t>
+      </w:r>
+      <w:r>
+        <w:t xml:space="preserve">“reacts immediately”</w:t>
+      </w:r>
+      <w:r>
+        <w:t xml:space="preserve"> </w:t>
+      </w:r>
+      <w:r>
+        <w:t xml:space="preserve">— it only reacts at Checker Release now, same as every other genuine increase in</w:t>
+      </w:r>
+      <w:r>
+        <w:t xml:space="preserve"> </w:t>
+      </w:r>
+      <w:r>
+        <w:t xml:space="preserve">usable capacity.</w:t>
+      </w:r>
+    </w:p>
+    <w:p>
+      <w:pPr>
+        <w:pStyle w:val="BlockText"/>
+      </w:pPr>
+      <w:r>
+        <w:rPr>
+          <w:b/>
+          <w:bCs/>
+        </w:rPr>
+        <w:t xml:space="preserve">Present Docs Earmark basis, same day, Export-side twin of the note above (</w:t>
+      </w:r>
+      <w:r>
+        <w:rPr>
+          <w:b/>
+          <w:bCs/>
+        </w:rPr>
+        <w:t xml:space="preserve">“B4 U02 </w:t>
+      </w:r>
+      <w:r>
+        <w:rPr>
+          <w:rFonts w:hint="eastAsia"/>
+          <w:b/>
+          <w:bCs/>
+        </w:rPr>
+        <w:t xml:space="preserve">也有類似問題</w:t>
+      </w:r>
+      <w:r>
+        <w:rPr>
+          <w:b/>
+          <w:bCs/>
+        </w:rPr>
+        <w:t xml:space="preserve"> Tight</w:t>
+      </w:r>
+      <w:r>
+        <w:rPr>
+          <w:b/>
+          <w:bCs/>
+        </w:rPr>
+        <w:t xml:space="preserve"> </w:t>
+      </w:r>
+      <w:r>
+        <w:rPr>
+          <w:b/>
+          <w:bCs/>
+        </w:rPr>
+        <w:t xml:space="preserve">Available Balance -10000”</w:t>
+      </w:r>
+      <w:r>
+        <w:rPr>
+          <w:b/>
+          <w:bCs/>
+        </w:rPr>
+        <w:t xml:space="preserve">).</w:t>
+      </w:r>
+      <w:r>
+        <w:t xml:space="preserve"> </w:t>
+      </w:r>
+      <w:r>
+        <w:t xml:space="preserve">Figures #6/#7 (</w:t>
+      </w:r>
+      <w:r>
+        <w:rPr>
+          <w:b/>
+          <w:bCs/>
+        </w:rPr>
+        <w:t xml:space="preserve">Present Docs Earmark Pending/Approved</w:t>
+      </w:r>
+      <w:r>
+        <w:t xml:space="preserve">) used to keep</w:t>
+      </w:r>
+      <w:r>
+        <w:t xml:space="preserve"> </w:t>
+      </w:r>
+      <w:r>
+        <w:t xml:space="preserve">counting an already-RELEASED B3 presentation in full even while a B4 that</w:t>
+      </w:r>
+      <w:r>
+        <w:t xml:space="preserve"> </w:t>
+      </w:r>
+      <w:r>
+        <w:rPr>
+          <w:i/>
+          <w:iCs/>
+        </w:rPr>
+        <w:t xml:space="preserve">references it</w:t>
+      </w:r>
+      <w:r>
+        <w:t xml:space="preserve"> </w:t>
+      </w:r>
+      <w:r>
+        <w:t xml:space="preserve">(</w:t>
+      </w:r>
+      <w:r>
+        <w:rPr>
+          <w:rStyle w:val="VerbatimChar"/>
+        </w:rPr>
+        <w:t xml:space="preserve">referencedTransactionId</w:t>
+      </w:r>
+      <w:r>
+        <w:t xml:space="preserve">) was already Maker-Submitted,</w:t>
+      </w:r>
+      <w:r>
+        <w:t xml:space="preserve"> </w:t>
+      </w:r>
+      <w:r>
+        <w:rPr>
+          <w:rStyle w:val="VerbatimChar"/>
+        </w:rPr>
+        <w:t xml:space="preserve">PENDING</w:t>
+      </w:r>
+      <w:r>
+        <w:t xml:space="preserve"> </w:t>
+      </w:r>
+      <w:r>
+        <w:t xml:space="preserve">— displaying</w:t>
+      </w:r>
+      <w:r>
+        <w:t xml:space="preserve"> </w:t>
+      </w:r>
+      <w:r>
+        <w:rPr>
+          <w:rStyle w:val="VerbatimChar"/>
+        </w:rPr>
+        <w:t xml:space="preserve">-10000</w:t>
+      </w:r>
+      <w:r>
+        <w:t xml:space="preserve"> </w:t>
+      </w:r>
+      <w:r>
+        <w:t xml:space="preserve">instead of</w:t>
+      </w:r>
+      <w:r>
+        <w:t xml:space="preserve"> </w:t>
+      </w:r>
+      <w:r>
+        <w:rPr>
+          <w:rStyle w:val="VerbatimChar"/>
+        </w:rPr>
+        <w:t xml:space="preserve">0</w:t>
+      </w:r>
+      <w:r>
+        <w:t xml:space="preserve"> </w:t>
+      </w:r>
+      <w:r>
+        <w:t xml:space="preserve">even though B4’s own consumption of that specific presentation is a foregone, self-balancing conclusion</w:t>
+      </w:r>
+      <w:r>
+        <w:t xml:space="preserve"> </w:t>
+      </w:r>
+      <w:r>
+        <w:t xml:space="preserve">once Submitted (unlike a genuinely separate later Checker decision). Now a still-PENDING B4 also</w:t>
+      </w:r>
+      <w:r>
+        <w:t xml:space="preserve"> </w:t>
+      </w:r>
+      <w:r>
+        <w:t xml:space="preserve">provisionally drops its referenced B3 record out of Figure #7 the moment B4 is Submitted, not only once</w:t>
+      </w:r>
+      <w:r>
+        <w:t xml:space="preserve"> </w:t>
+      </w:r>
+      <w:r>
+        <w:t xml:space="preserve">B4 is Approved — mirroring the SG note above, and subject to the identical</w:t>
+      </w:r>
+      <w:r>
+        <w:t xml:space="preserve"> </w:t>
+      </w:r>
+      <w:r>
+        <w:rPr>
+          <w:rFonts w:hint="eastAsia"/>
+        </w:rPr>
+        <w:t xml:space="preserve">“增加從嚴，對</w:t>
+      </w:r>
+      <w:r>
+        <w:t xml:space="preserve"> LC Balance </w:t>
+      </w:r>
+      <w:r>
+        <w:rPr>
+          <w:rFonts w:hint="eastAsia"/>
+        </w:rPr>
+        <w:t xml:space="preserve">而言”</w:t>
+      </w:r>
+      <w:r>
+        <w:t xml:space="preserve"> </w:t>
+      </w:r>
+      <w:r>
+        <w:t xml:space="preserve">guard: this provisional netting applies</w:t>
+      </w:r>
+      <w:r>
+        <w:t xml:space="preserve"> </w:t>
+      </w:r>
+      <w:r>
+        <w:rPr>
+          <w:b/>
+          <w:bCs/>
+        </w:rPr>
+        <w:t xml:space="preserve">only</w:t>
+      </w:r>
+      <w:r>
+        <w:t xml:space="preserve"> </w:t>
+      </w:r>
+      <w:r>
+        <w:t xml:space="preserve">at</w:t>
+      </w:r>
+      <w:r>
+        <w:t xml:space="preserve"> </w:t>
+      </w:r>
+      <w:r>
+        <w:rPr>
+          <w:rStyle w:val="VerbatimChar"/>
+        </w:rPr>
+        <w:t xml:space="preserve">assembleSnapshot()</w:t>
+      </w:r>
+      <w:r>
+        <w:t xml:space="preserve"> </w:t>
+      </w:r>
+      <w:r>
+        <w:t xml:space="preserve">(the live/persisted balance</w:t>
+      </w:r>
+      <w:r>
+        <w:t xml:space="preserve"> </w:t>
+      </w:r>
+      <w:r>
+        <w:t xml:space="preserve">display); B3’s own new-presentation sufficiency check and B2-Decrease’s own sufficiency check both stay</w:t>
+      </w:r>
+      <w:r>
+        <w:t xml:space="preserve"> </w:t>
+      </w:r>
+      <w:r>
+        <w:t xml:space="preserve">strict against the un-netted figure, so a genuinely independent transaction never benefits from another</w:t>
+      </w:r>
+      <w:r>
+        <w:t xml:space="preserve"> </w:t>
+      </w:r>
+      <w:r>
+        <w:t xml:space="preserve">transaction’s own provisional netting. See B3/B4’s own tables in §7 below.</w:t>
       </w:r>
     </w:p>
     <w:bookmarkStart w:id="9" w:name="the-five-core-figures-exact-formulas"/>
@@ -1233,20 +2377,53 @@
                 <w:b/>
                 <w:bCs/>
               </w:rPr>
-              <w:t xml:space="preserve">PENDING</w:t>
-            </w:r>
-            <w:r>
-              <w:t xml:space="preserve">+</w:t>
+              <w:t xml:space="preserve">RELEASED</w:t>
+            </w:r>
+            <w:r>
+              <w:t xml:space="preserve">, plus any</w:t>
+            </w:r>
+            <w:r>
+              <w:t xml:space="preserve"> </w:t>
             </w:r>
             <w:r>
               <w:rPr>
                 <w:b/>
                 <w:bCs/>
               </w:rPr>
-              <w:t xml:space="preserve">RELEASED</w:t>
-            </w:r>
-            <w:r>
-              <w:t xml:space="preserve">) child SHGT</w:t>
+              <w:t xml:space="preserve">PENDING</w:t>
+            </w:r>
+            <w:r>
+              <w:t xml:space="preserve"> </w:t>
+            </w:r>
+            <w:r>
+              <w:t xml:space="preserve">redemption sharing a still-PENDING</w:t>
+            </w:r>
+            <w:r>
+              <w:t xml:space="preserve"> </w:t>
+            </w:r>
+            <w:r>
+              <w:rPr>
+                <w:rStyle w:val="VerbatimChar"/>
+              </w:rPr>
+              <w:t xml:space="preserve">UTILIZE</w:t>
+            </w:r>
+            <w:r>
+              <w:t xml:space="preserve">’s own</w:t>
+            </w:r>
+            <w:r>
+              <w:t xml:space="preserve"> </w:t>
+            </w:r>
+            <w:r>
+              <w:rPr>
+                <w:rStyle w:val="VerbatimChar"/>
+              </w:rPr>
+              <w:t xml:space="preserve">businessEventId</w:t>
+            </w:r>
+            <w:r>
+              <w:t xml:space="preserve"> </w:t>
+            </w:r>
+            <w:r>
+              <w:t xml:space="preserve">on the SAME LC — A3S’s own matched compound pair only) child SHGT</w:t>
             </w:r>
             <w:r>
               <w:t xml:space="preserve"> </w:t>
@@ -1337,7 +2514,7 @@
               <w:pStyle w:val="Compact"/>
             </w:pPr>
             <w:r>
-              <w:t xml:space="preserve">5</w:t>
+              <w:t xml:space="preserve">5a</w:t>
             </w:r>
           </w:p>
         </w:tc>
@@ -1352,6 +2529,112 @@
                 <w:b/>
                 <w:bCs/>
               </w:rPr>
+              <w:t xml:space="preserve">Pending Decrease Total</w:t>
+            </w:r>
+            <w:r>
+              <w:t xml:space="preserve"> </w:t>
+            </w:r>
+            <w:r>
+              <w:rPr>
+                <w:i/>
+                <w:iCs/>
+              </w:rPr>
+              <w:t xml:space="preserve">(new, not a persisted field)</w:t>
+            </w:r>
+          </w:p>
+        </w:tc>
+        <w:tc>
+          <w:tcPr/>
+          <w:p>
+            <w:pPr>
+              <w:pStyle w:val="Compact"/>
+            </w:pPr>
+            <w:r>
+              <w:t xml:space="preserve">Σ</w:t>
+            </w:r>
+            <w:r>
+              <w:t xml:space="preserve"> </w:t>
+            </w:r>
+            <w:r>
+              <w:rPr>
+                <w:b/>
+                <w:bCs/>
+              </w:rPr>
+              <w:t xml:space="preserve">PENDING</w:t>
+            </w:r>
+            <w:r>
+              <w:t xml:space="preserve"> </w:t>
+            </w:r>
+            <w:r>
+              <w:t xml:space="preserve">movements’</w:t>
+            </w:r>
+            <w:r>
+              <w:t xml:space="preserve"> </w:t>
+            </w:r>
+            <w:r>
+              <w:rPr>
+                <w:rStyle w:val="VerbatimChar"/>
+              </w:rPr>
+              <w:t xml:space="preserve">ceilingAmount</w:t>
+            </w:r>
+            <w:r>
+              <w:t xml:space="preserve"> </w:t>
+            </w:r>
+            <w:r>
+              <w:t xml:space="preserve">on this SAME contract, counting only the ones whose signed</w:t>
+            </w:r>
+            <w:r>
+              <w:t xml:space="preserve"> </w:t>
+            </w:r>
+            <w:r>
+              <w:rPr>
+                <w:rStyle w:val="VerbatimChar"/>
+              </w:rPr>
+              <w:t xml:space="preserve">MOVEMENT_DIRECTION</w:t>
+            </w:r>
+            <w:r>
+              <w:t xml:space="preserve"> </w:t>
+            </w:r>
+            <w:r>
+              <w:t xml:space="preserve">contribution is negative (never netted against a PENDING increase on the same contract)</w:t>
+            </w:r>
+          </w:p>
+        </w:tc>
+        <w:tc>
+          <w:tcPr/>
+          <w:p>
+            <w:pPr>
+              <w:pStyle w:val="Compact"/>
+            </w:pPr>
+            <w:r>
+              <w:t xml:space="preserve">every instrumentType, but only consumed by #5</w:t>
+            </w:r>
+          </w:p>
+        </w:tc>
+      </w:tr>
+      <w:tr>
+        <w:tc>
+          <w:tcPr/>
+          <w:p>
+            <w:pPr>
+              <w:pStyle w:val="Compact"/>
+            </w:pPr>
+            <w:r>
+              <w:t xml:space="preserve">5</w:t>
+            </w:r>
+          </w:p>
+        </w:tc>
+        <w:tc>
+          <w:tcPr/>
+          <w:p>
+            <w:pPr>
+              <w:pStyle w:val="Compact"/>
+            </w:pPr>
+            <w:r>
+              <w:rPr>
+                <w:b/>
+                <w:bCs/>
+              </w:rPr>
               <w:t xml:space="preserve">Tight Available Balance</w:t>
             </w:r>
           </w:p>
@@ -1378,7 +2661,7 @@
               <w:t xml:space="preserve">EPLC_LC</w:t>
             </w:r>
             <w:r>
-              <w:t xml:space="preserve">: Available − Off-Balance Exposure.</w:t>
+              <w:t xml:space="preserve">: Confirmed − Pending Decrease Total − Off-Balance Exposure.</w:t>
             </w:r>
             <w:r>
               <w:t xml:space="preserve"> </w:t>
@@ -1390,7 +2673,7 @@
               <w:t xml:space="preserve">EPLC_CONFIRMATION</w:t>
             </w:r>
             <w:r>
-              <w:t xml:space="preserve">: Available − (Present Docs Earmark Pending + Approved combined).</w:t>
+              <w:t xml:space="preserve">: Confirmed − Pending Decrease Total − (Present Docs Earmark Pending + Approved combined).</w:t>
             </w:r>
           </w:p>
         </w:tc>
@@ -1637,6 +2920,24 @@
               </w:rPr>
               <w:t xml:space="preserve">ceilingAmount</w:t>
             </w:r>
+            <w:r>
+              <w:t xml:space="preserve">, excluding any record a still-PENDING B4 already provisionally references (display-only; see banner note above — always</w:t>
+            </w:r>
+            <w:r>
+              <w:t xml:space="preserve"> </w:t>
+            </w:r>
+            <w:r>
+              <w:rPr>
+                <w:rStyle w:val="VerbatimChar"/>
+              </w:rPr>
+              <w:t xml:space="preserve">0</w:t>
+            </w:r>
+            <w:r>
+              <w:t xml:space="preserve"> </w:t>
+            </w:r>
+            <w:r>
+              <w:t xml:space="preserve">in practice, since a PENDING B3 can never itself be B4-referenced)</w:t>
+            </w:r>
           </w:p>
         </w:tc>
         <w:tc>
@@ -1772,6 +3073,33 @@
               </w:rPr>
               <w:t xml:space="preserve">ceilingAmount</w:t>
             </w:r>
+            <w:r>
+              <w:t xml:space="preserve">, excluding any record a still-PENDING B4 already provisionally references (</w:t>
+            </w:r>
+            <w:r>
+              <w:rPr>
+                <w:rStyle w:val="VerbatimChar"/>
+              </w:rPr>
+              <w:t xml:space="preserve">derivePresentDocsProvisionallyConsumedIds()</w:t>
+            </w:r>
+            <w:r>
+              <w:t xml:space="preserve"> </w:t>
+            </w:r>
+            <w:r>
+              <w:t xml:space="preserve">— display-only, at</w:t>
+            </w:r>
+            <w:r>
+              <w:t xml:space="preserve"> </w:t>
+            </w:r>
+            <w:r>
+              <w:rPr>
+                <w:rStyle w:val="VerbatimChar"/>
+              </w:rPr>
+              <w:t xml:space="preserve">assembleSnapshot()</w:t>
+            </w:r>
+            <w:r>
+              <w:t xml:space="preserve">; B3’s own and B2-Decrease’s own sufficiency checks stay strict/un-netted)</w:t>
+            </w:r>
           </w:p>
         </w:tc>
         <w:tc>
@@ -1953,6 +3281,88 @@
                 <w:rStyle w:val="VerbatimChar"/>
               </w:rPr>
               <w:t xml:space="preserve">ceilingAmount</w:t>
+            </w:r>
+            <w:r>
+              <w:t xml:space="preserve"> </w:t>
+            </w:r>
+            <w:r>
+              <w:rPr>
+                <w:b/>
+                <w:bCs/>
+              </w:rPr>
+              <w:t xml:space="preserve">that shares a still-PENDING</w:t>
+            </w:r>
+            <w:r>
+              <w:rPr>
+                <w:b/>
+                <w:bCs/>
+              </w:rPr>
+              <w:t xml:space="preserve"> </w:t>
+            </w:r>
+            <w:r>
+              <w:rPr>
+                <w:rStyle w:val="VerbatimChar"/>
+                <w:b/>
+                <w:bCs/>
+              </w:rPr>
+              <w:t xml:space="preserve">UTILIZE</w:t>
+            </w:r>
+            <w:r>
+              <w:rPr>
+                <w:b/>
+                <w:bCs/>
+              </w:rPr>
+              <w:t xml:space="preserve">’s own</w:t>
+            </w:r>
+            <w:r>
+              <w:rPr>
+                <w:b/>
+                <w:bCs/>
+              </w:rPr>
+              <w:t xml:space="preserve"> </w:t>
+            </w:r>
+            <w:r>
+              <w:rPr>
+                <w:rStyle w:val="VerbatimChar"/>
+                <w:b/>
+                <w:bCs/>
+              </w:rPr>
+              <w:t xml:space="preserve">businessEventId</w:t>
+            </w:r>
+            <w:r>
+              <w:rPr>
+                <w:b/>
+                <w:bCs/>
+              </w:rPr>
+              <w:t xml:space="preserve"> </w:t>
+            </w:r>
+            <w:r>
+              <w:rPr>
+                <w:b/>
+                <w:bCs/>
+              </w:rPr>
+              <w:t xml:space="preserve">on the SAME LC</w:t>
+            </w:r>
+            <w:r>
+              <w:t xml:space="preserve"> </w:t>
+            </w:r>
+            <w:r>
+              <w:t xml:space="preserve">(A3S’s own matched compound pair only — same exception as Figure #4; a standalone/unmatched PENDING redemption no longer subtracts here either, so this stays consistent with #4’s own</w:t>
+            </w:r>
+            <w:r>
+              <w:t xml:space="preserve"> </w:t>
+            </w:r>
+            <w:r>
+              <w:rPr>
+                <w:rFonts w:hint="eastAsia"/>
+              </w:rPr>
+              <w:t xml:space="preserve">“增加從嚴”</w:t>
+            </w:r>
+            <w:r>
+              <w:t xml:space="preserve"> </w:t>
+            </w:r>
+            <w:r>
+              <w:t xml:space="preserve">rule)</w:t>
             </w:r>
           </w:p>
         </w:tc>
@@ -3673,6 +5083,275 @@
         <w:t xml:space="preserve">value.</w:t>
       </w:r>
     </w:p>
+    <w:p>
+      <w:pPr>
+        <w:pStyle w:val="BodyText"/>
+      </w:pPr>
+      <w:r>
+        <w:rPr>
+          <w:b/>
+          <w:bCs/>
+        </w:rPr>
+        <w:t xml:space="preserve">Gap closed 2026-08-20 (BA balance-check review).</w:t>
+      </w:r>
+      <w:r>
+        <w:t xml:space="preserve"> </w:t>
+      </w:r>
+      <w:r>
+        <w:t xml:space="preserve">B2 has no separate</w:t>
+      </w:r>
+      <w:r>
+        <w:t xml:space="preserve"> </w:t>
+      </w:r>
+      <w:r>
+        <w:rPr>
+          <w:rStyle w:val="VerbatimChar"/>
+        </w:rPr>
+        <w:t xml:space="preserve">AMEND_INCREASE</w:t>
+      </w:r>
+      <w:r>
+        <w:t xml:space="preserve">/</w:t>
+      </w:r>
+      <w:r>
+        <w:t xml:space="preserve"> </w:t>
+      </w:r>
+      <w:r>
+        <w:rPr>
+          <w:rStyle w:val="VerbatimChar"/>
+        </w:rPr>
+        <w:t xml:space="preserve">AMEND_DECREASE</w:t>
+      </w:r>
+      <w:r>
+        <w:t xml:space="preserve"> </w:t>
+      </w:r>
+      <w:r>
+        <w:t xml:space="preserve">movementType — one</w:t>
+      </w:r>
+      <w:r>
+        <w:t xml:space="preserve"> </w:t>
+      </w:r>
+      <w:r>
+        <w:rPr>
+          <w:rStyle w:val="VerbatimChar"/>
+        </w:rPr>
+        <w:t xml:space="preserve">AMEND</w:t>
+      </w:r>
+      <w:r>
+        <w:t xml:space="preserve">, direction riding the sign of</w:t>
+      </w:r>
+      <w:r>
+        <w:t xml:space="preserve"> </w:t>
+      </w:r>
+      <w:r>
+        <w:rPr>
+          <w:rStyle w:val="VerbatimChar"/>
+        </w:rPr>
+        <w:t xml:space="preserve">amount</w:t>
+      </w:r>
+      <w:r>
+        <w:t xml:space="preserve"> </w:t>
+      </w:r>
+      <w:r>
+        <w:t xml:space="preserve">(§2) — and its</w:t>
+      </w:r>
+      <w:r>
+        <w:t xml:space="preserve"> </w:t>
+      </w:r>
+      <w:r>
+        <w:t xml:space="preserve">Decrease direction had</w:t>
+      </w:r>
+      <w:r>
+        <w:t xml:space="preserve"> </w:t>
+      </w:r>
+      <w:r>
+        <w:rPr>
+          <w:b/>
+          <w:bCs/>
+        </w:rPr>
+        <w:t xml:space="preserve">no sufficiency check at all</w:t>
+      </w:r>
+      <w:r>
+        <w:t xml:space="preserve"> </w:t>
+      </w:r>
+      <w:r>
+        <w:t xml:space="preserve">(grouped with the genuinely-unchecked</w:t>
+      </w:r>
+      <w:r>
+        <w:t xml:space="preserve"> </w:t>
+      </w:r>
+      <w:r>
+        <w:t xml:space="preserve">ISSUE/AMEND_INCREASE/CREATE movementTypes), unlike A2’s own</w:t>
+      </w:r>
+      <w:r>
+        <w:t xml:space="preserve"> </w:t>
+      </w:r>
+      <w:r>
+        <w:rPr>
+          <w:rStyle w:val="VerbatimChar"/>
+        </w:rPr>
+        <w:t xml:space="preserve">AMEND_DECREASE</w:t>
+      </w:r>
+      <w:r>
+        <w:t xml:space="preserve"> </w:t>
+      </w:r>
+      <w:r>
+        <w:t xml:space="preserve">(checked by</w:t>
+      </w:r>
+      <w:r>
+        <w:t xml:space="preserve"> </w:t>
+      </w:r>
+      <w:r>
+        <w:rPr>
+          <w:rStyle w:val="VerbatimChar"/>
+        </w:rPr>
+        <w:t xml:space="preserve">checkAmendDecreaseSufficiency</w:t>
+      </w:r>
+      <w:r>
+        <w:t xml:space="preserve">, §6.2). B2’s own Decrease (</w:t>
+      </w:r>
+      <w:r>
+        <w:rPr>
+          <w:rStyle w:val="VerbatimChar"/>
+        </w:rPr>
+        <w:t xml:space="preserve">AMEND</w:t>
+      </w:r>
+      <w:r>
+        <w:t xml:space="preserve"> </w:t>
+      </w:r>
+      <w:r>
+        <w:t xml:space="preserve">with a negative signed</w:t>
+      </w:r>
+      <w:r>
+        <w:t xml:space="preserve"> </w:t>
+      </w:r>
+      <w:r>
+        <w:rPr>
+          <w:rStyle w:val="VerbatimChar"/>
+        </w:rPr>
+        <w:t xml:space="preserve">ceilingAmount</w:t>
+      </w:r>
+      <w:r>
+        <w:t xml:space="preserve">) now runs the same floor check, by magnitude.</w:t>
+      </w:r>
+    </w:p>
+    <w:p>
+      <w:pPr>
+        <w:pStyle w:val="BodyText"/>
+      </w:pPr>
+      <w:r>
+        <w:rPr>
+          <w:b/>
+          <w:bCs/>
+        </w:rPr>
+        <w:t xml:space="preserve">Basis tightened, same day, later pass (</w:t>
+      </w:r>
+      <w:r>
+        <w:rPr>
+          <w:b/>
+          <w:bCs/>
+        </w:rPr>
+        <w:t xml:space="preserve">“A2 Decrease… B2 Decrease, A3 &amp; B3 </w:t>
+      </w:r>
+      <w:r>
+        <w:rPr>
+          <w:rFonts w:hint="eastAsia"/>
+          <w:b/>
+          <w:bCs/>
+        </w:rPr>
+        <w:t xml:space="preserve">都適用”</w:t>
+      </w:r>
+      <w:r>
+        <w:rPr>
+          <w:b/>
+          <w:bCs/>
+        </w:rPr>
+        <w:t xml:space="preserve">).</w:t>
+      </w:r>
+      <w:r>
+        <w:t xml:space="preserve"> </w:t>
+      </w:r>
+      <w:r>
+        <w:rPr>
+          <w:rStyle w:val="VerbatimChar"/>
+        </w:rPr>
+        <w:t xml:space="preserve">checkAmendDecreaseSufficiency</w:t>
+      </w:r>
+      <w:r>
+        <w:t xml:space="preserve"> </w:t>
+      </w:r>
+      <w:r>
+        <w:t xml:space="preserve">itself was re-based from plain Available Balance onto</w:t>
+      </w:r>
+      <w:r>
+        <w:t xml:space="preserve"> </w:t>
+      </w:r>
+      <w:r>
+        <w:rPr>
+          <w:b/>
+          <w:bCs/>
+        </w:rPr>
+        <w:t xml:space="preserve">Tight Available</w:t>
+      </w:r>
+      <w:r>
+        <w:rPr>
+          <w:b/>
+          <w:bCs/>
+        </w:rPr>
+        <w:t xml:space="preserve"> </w:t>
+      </w:r>
+      <w:r>
+        <w:rPr>
+          <w:b/>
+          <w:bCs/>
+        </w:rPr>
+        <w:t xml:space="preserve">Balance</w:t>
+      </w:r>
+      <w:r>
+        <w:t xml:space="preserve"> </w:t>
+      </w:r>
+      <w:r>
+        <w:t xml:space="preserve">— see the second banner note above this section for the full rationale (a Decrease could</w:t>
+      </w:r>
+      <w:r>
+        <w:t xml:space="preserve"> </w:t>
+      </w:r>
+      <w:r>
+        <w:t xml:space="preserve">otherwise shrink an LC/Confirmation’s own ceiling below its own outstanding off-balance-sheet exposure).</w:t>
+      </w:r>
+      <w:r>
+        <w:t xml:space="preserve"> </w:t>
+      </w:r>
+      <w:r>
+        <w:t xml:space="preserve">Applies to A2’s own</w:t>
+      </w:r>
+      <w:r>
+        <w:t xml:space="preserve"> </w:t>
+      </w:r>
+      <w:r>
+        <w:rPr>
+          <w:rStyle w:val="VerbatimChar"/>
+        </w:rPr>
+        <w:t xml:space="preserve">AMEND_DECREASE</w:t>
+      </w:r>
+      <w:r>
+        <w:t xml:space="preserve"> </w:t>
+      </w:r>
+      <w:r>
+        <w:t xml:space="preserve">and B2’s own Decrease direction identically — never below what’s</w:t>
+      </w:r>
+      <w:r>
+        <w:t xml:space="preserve"> </w:t>
+      </w:r>
+      <w:r>
+        <w:t xml:space="preserve">already utilized, AND never below outstanding off-balance-sheet exposure (SHGT for A2, Present Docs</w:t>
+      </w:r>
+      <w:r>
+        <w:t xml:space="preserve"> </w:t>
+      </w:r>
+      <w:r>
+        <w:t xml:space="preserve">Earmark for B2).</w:t>
+      </w:r>
+    </w:p>
     <w:bookmarkEnd w:id="12"/>
     <w:bookmarkStart w:id="13" w:name="X8123ff49f86aca36301c5d41dee52db53db3179"/>
     <w:p>
@@ -3745,7 +5424,6 @@
     </w:p>
     <w:p>
       <w:pPr>
-        <w:pStyle w:val="Compact"/>
         <w:numPr>
           <w:ilvl w:val="0"/>
           <w:numId w:val="1002"/>
@@ -3782,7 +5460,6 @@
     </w:p>
     <w:p>
       <w:pPr>
-        <w:pStyle w:val="Compact"/>
         <w:numPr>
           <w:ilvl w:val="0"/>
           <w:numId w:val="1002"/>
@@ -3917,7 +5594,6 @@
     </w:p>
     <w:p>
       <w:pPr>
-        <w:pStyle w:val="Compact"/>
         <w:numPr>
           <w:ilvl w:val="0"/>
           <w:numId w:val="1002"/>
@@ -3960,7 +5636,6 @@
     </w:p>
     <w:p>
       <w:pPr>
-        <w:pStyle w:val="Compact"/>
         <w:numPr>
           <w:ilvl w:val="0"/>
           <w:numId w:val="1002"/>
@@ -3971,46 +5646,169 @@
           <w:b/>
           <w:bCs/>
         </w:rPr>
-        <w:t xml:space="preserve">Off-Balance Exposure / SG (Pending) / SG (Approved)</w:t>
-      </w:r>
-      <w:r>
-        <w:t xml:space="preserve"> </w:t>
-      </w:r>
-      <w:r>
-        <w:t xml:space="preserve">— for A8/A9, the COMBINED figure (#4) reacts</w:t>
-      </w:r>
-      <w:r>
-        <w:t xml:space="preserve"> </w:t>
-      </w:r>
-      <w:r>
-        <w:rPr>
-          <w:b/>
-          <w:bCs/>
-        </w:rPr>
-        <w:t xml:space="preserve">at Submit</w:t>
-      </w:r>
-      <w:r>
-        <w:t xml:space="preserve"> </w:t>
-      </w:r>
-      <w:r>
-        <w:t xml:space="preserve">and never again at Approval — but the two SPLIT halves (#8/#9) still move BETWEEN each</w:t>
-      </w:r>
-      <w:r>
-        <w:t xml:space="preserve"> </w:t>
-      </w:r>
-      <w:r>
-        <w:t xml:space="preserve">other at Approval (Pending decreases, Approved increases by the same amount), even though their sum</w:t>
-      </w:r>
-      <w:r>
-        <w:t xml:space="preserve"> </w:t>
-      </w:r>
-      <w:r>
-        <w:t xml:space="preserve">stays fixed. See A8/A9’s own tables.</w:t>
+        <w:t xml:space="preserve">Tight Available Balance</w:t>
+      </w:r>
+      <w:r>
+        <w:t xml:space="preserve"> </w:t>
+      </w:r>
+      <w:r>
+        <w:t xml:space="preserve">(2026-08-20 formula, #5/#5a above) — an</w:t>
+      </w:r>
+      <w:r>
+        <w:t xml:space="preserve"> </w:t>
+      </w:r>
+      <w:r>
+        <w:rPr>
+          <w:b/>
+          <w:bCs/>
+        </w:rPr>
+        <w:t xml:space="preserve">increase</w:t>
+      </w:r>
+      <w:r>
+        <w:t xml:space="preserve">-shaped movement</w:t>
+      </w:r>
+      <w:r>
+        <w:t xml:space="preserve"> </w:t>
+      </w:r>
+      <w:r>
+        <w:t xml:space="preserve">(ISSUE/AMEND_INCREASE/B1/B2-Increase) is invisible to Tight at Submit (Confirmed hasn’t moved yet) and</w:t>
+      </w:r>
+      <w:r>
+        <w:t xml:space="preserve"> </w:t>
+      </w:r>
+      <w:r>
+        <w:t xml:space="preserve">only raises it</w:t>
+      </w:r>
+      <w:r>
+        <w:t xml:space="preserve"> </w:t>
+      </w:r>
+      <w:r>
+        <w:rPr>
+          <w:b/>
+          <w:bCs/>
+        </w:rPr>
+        <w:t xml:space="preserve">at Approval</w:t>
+      </w:r>
+      <w:r>
+        <w:t xml:space="preserve">, mirroring Confirmed Balance’s own row exactly (</w:t>
+      </w:r>
+      <w:r>
+        <w:rPr>
+          <w:rFonts w:hint="eastAsia"/>
+        </w:rPr>
+        <w:t xml:space="preserve">“增加從嚴”</w:t>
+      </w:r>
+      <w:r>
+        <w:t xml:space="preserve">). A</w:t>
+      </w:r>
+      <w:r>
+        <w:t xml:space="preserve"> </w:t>
+      </w:r>
+      <w:r>
+        <w:rPr>
+          <w:b/>
+          <w:bCs/>
+        </w:rPr>
+        <w:t xml:space="preserve">decrease</w:t>
+      </w:r>
+      <w:r>
+        <w:t xml:space="preserve">-shaped movement (AMEND_DECREASE/UTILIZE/B2-Decrease/etc.) instead lowers Tight</w:t>
+      </w:r>
+      <w:r>
+        <w:t xml:space="preserve"> </w:t>
+      </w:r>
+      <w:r>
+        <w:rPr>
+          <w:b/>
+          <w:bCs/>
+        </w:rPr>
+        <w:t xml:space="preserve">immediately at Submit</w:t>
+      </w:r>
+      <w:r>
+        <w:t xml:space="preserve"> </w:t>
+      </w:r>
+      <w:r>
+        <w:t xml:space="preserve">via Pending Decrease Total, then stays at that same lowered value through</w:t>
+      </w:r>
+      <w:r>
+        <w:t xml:space="preserve"> </w:t>
+      </w:r>
+      <w:r>
+        <w:t xml:space="preserve">Approval — the movement’s own contribution migrates from</w:t>
+      </w:r>
+      <w:r>
+        <w:t xml:space="preserve"> </w:t>
+      </w:r>
+      <w:r>
+        <w:t xml:space="preserve">“Pending Decrease Total”</w:t>
+      </w:r>
+      <w:r>
+        <w:t xml:space="preserve"> </w:t>
+      </w:r>
+      <w:r>
+        <w:t xml:space="preserve">to</w:t>
+      </w:r>
+      <w:r>
+        <w:t xml:space="preserve"> </w:t>
+      </w:r>
+      <w:r>
+        <w:t xml:space="preserve">“Confirmed”</w:t>
+      </w:r>
+      <w:r>
+        <w:t xml:space="preserve">, net</w:t>
+      </w:r>
+      <w:r>
+        <w:t xml:space="preserve"> </w:t>
+      </w:r>
+      <w:r>
+        <w:t xml:space="preserve">unchanged, same shape Available Balance’s own row already has (</w:t>
+      </w:r>
+      <w:r>
+        <w:rPr>
+          <w:rFonts w:hint="eastAsia"/>
+        </w:rPr>
+        <w:t xml:space="preserve">“占用從寬”</w:t>
+      </w:r>
+      <w:r>
+        <w:t xml:space="preserve">). Off-Balance</w:t>
+      </w:r>
+      <w:r>
+        <w:t xml:space="preserve"> </w:t>
+      </w:r>
+      <w:r>
+        <w:t xml:space="preserve">Exposure/Present Docs Earmark already fold their own PENDING contribution in from Submit (next two</w:t>
+      </w:r>
+      <w:r>
+        <w:t xml:space="preserve"> </w:t>
+      </w:r>
+      <w:r>
+        <w:t xml:space="preserve">bullets) — Tight’s Confirmed-based swap doesn’t change how those two behave, only how the LC/</w:t>
+      </w:r>
+      <w:r>
+        <w:t xml:space="preserve"> </w:t>
+      </w:r>
+      <w:r>
+        <w:t xml:space="preserve">Confirmation’s</w:t>
+      </w:r>
+      <w:r>
+        <w:t xml:space="preserve"> </w:t>
+      </w:r>
+      <w:r>
+        <w:rPr>
+          <w:i/>
+          <w:iCs/>
+        </w:rPr>
+        <w:t xml:space="preserve">own</w:t>
+      </w:r>
+      <w:r>
+        <w:t xml:space="preserve"> </w:t>
+      </w:r>
+      <w:r>
+        <w:t xml:space="preserve">pending items are treated.</w:t>
       </w:r>
     </w:p>
     <w:p>
       <w:pPr>
-        <w:pStyle w:val="Compact"/>
         <w:numPr>
           <w:ilvl w:val="0"/>
           <w:numId w:val="1002"/>
@@ -4021,30 +5819,131 @@
           <w:b/>
           <w:bCs/>
         </w:rPr>
-        <w:t xml:space="preserve">Present Docs Earmark (Pending) / (Approved)</w:t>
-      </w:r>
-      <w:r>
-        <w:t xml:space="preserve"> </w:t>
-      </w:r>
-      <w:r>
-        <w:t xml:space="preserve">— same</w:t>
-      </w:r>
-      <w:r>
-        <w:t xml:space="preserve"> </w:t>
-      </w:r>
-      <w:r>
-        <w:t xml:space="preserve">“moves between buckets, combined total fixed”</w:t>
-      </w:r>
-      <w:r>
-        <w:t xml:space="preserve"> </w:t>
-      </w:r>
-      <w:r>
-        <w:t xml:space="preserve">shape as SG above, but on B3’s own Release specifically (not Submit) — see B3’s own table.</w:t>
+        <w:t xml:space="preserve">Off-Balance Exposure / SG (Pending) / SG (Approved)</w:t>
+      </w:r>
+      <w:r>
+        <w:t xml:space="preserve"> </w:t>
+      </w:r>
+      <w:r>
+        <w:t xml:space="preserve">— asymmetric between the two directions</w:t>
+      </w:r>
+      <w:r>
+        <w:t xml:space="preserve"> </w:t>
+      </w:r>
+      <w:r>
+        <w:t xml:space="preserve">(</w:t>
+      </w:r>
+      <w:r>
+        <w:rPr>
+          <w:rFonts w:hint="eastAsia"/>
+        </w:rPr>
+        <w:t xml:space="preserve">“增加從嚴，占用從寬”</w:t>
+      </w:r>
+      <w:r>
+        <w:t xml:space="preserve"> </w:t>
+      </w:r>
+      <w:r>
+        <w:t xml:space="preserve">applied here too).</w:t>
+      </w:r>
+      <w:r>
+        <w:t xml:space="preserve"> </w:t>
+      </w:r>
+      <w:r>
+        <w:rPr>
+          <w:b/>
+          <w:bCs/>
+        </w:rPr>
+        <w:t xml:space="preserve">A8 (ISSUE, an increase)</w:t>
+      </w:r>
+      <w:r>
+        <w:t xml:space="preserve">: the COMBINED figure (#4) reacts</w:t>
+      </w:r>
+      <w:r>
+        <w:t xml:space="preserve"> </w:t>
+      </w:r>
+      <w:r>
+        <w:rPr>
+          <w:b/>
+          <w:bCs/>
+        </w:rPr>
+        <w:t xml:space="preserve">at Submit</w:t>
+      </w:r>
+      <w:r>
+        <w:t xml:space="preserve"> </w:t>
+      </w:r>
+      <w:r>
+        <w:t xml:space="preserve">and never again at Approval — but the two SPLIT halves (#8/#9) still move BETWEEN each</w:t>
+      </w:r>
+      <w:r>
+        <w:t xml:space="preserve"> </w:t>
+      </w:r>
+      <w:r>
+        <w:t xml:space="preserve">other at Approval (Pending decreases, Approved increases by the same amount), sum staying fixed.</w:t>
+      </w:r>
+      <w:r>
+        <w:t xml:space="preserve"> </w:t>
+      </w:r>
+      <w:r>
+        <w:rPr>
+          <w:b/>
+          <w:bCs/>
+        </w:rPr>
+        <w:t xml:space="preserve">A9 (REDEEM, a decrease in exposure — i.e. an increase in usable capacity)</w:t>
+      </w:r>
+      <w:r>
+        <w:t xml:space="preserve">: standalone, the COMBINED</w:t>
+      </w:r>
+      <w:r>
+        <w:t xml:space="preserve"> </w:t>
+      </w:r>
+      <w:r>
+        <w:t xml:space="preserve">figure does NOT react at Submit at all — both #4 and its own #8 half stay unchanged until genuine</w:t>
+      </w:r>
+      <w:r>
+        <w:t xml:space="preserve"> </w:t>
+      </w:r>
+      <w:r>
+        <w:t xml:space="preserve">Approval, where #4 drops and #8→#9 finally migrates; the ONE exception is A3S’s own matched compound</w:t>
+      </w:r>
+      <w:r>
+        <w:t xml:space="preserve"> </w:t>
+      </w:r>
+      <w:r>
+        <w:t xml:space="preserve">pair (redemption sharing a still-PENDING</w:t>
+      </w:r>
+      <w:r>
+        <w:t xml:space="preserve"> </w:t>
+      </w:r>
+      <w:r>
+        <w:rPr>
+          <w:rStyle w:val="VerbatimChar"/>
+        </w:rPr>
+        <w:t xml:space="preserve">UTILIZE</w:t>
+      </w:r>
+      <w:r>
+        <w:t xml:space="preserve">’s own</w:t>
+      </w:r>
+      <w:r>
+        <w:t xml:space="preserve"> </w:t>
+      </w:r>
+      <w:r>
+        <w:rPr>
+          <w:rStyle w:val="VerbatimChar"/>
+        </w:rPr>
+        <w:t xml:space="preserve">businessEventId</w:t>
+      </w:r>
+      <w:r>
+        <w:t xml:space="preserve">), which reacts at Submit</w:t>
+      </w:r>
+      <w:r>
+        <w:t xml:space="preserve"> </w:t>
+      </w:r>
+      <w:r>
+        <w:t xml:space="preserve">like A8 does, since both legs are always released or rolled back together. See A8/A9/A3S’s own tables.</w:t>
       </w:r>
     </w:p>
     <w:p>
       <w:pPr>
-        <w:pStyle w:val="Compact"/>
         <w:numPr>
           <w:ilvl w:val="0"/>
           <w:numId w:val="1002"/>
@@ -4055,6 +5954,39 @@
           <w:b/>
           <w:bCs/>
         </w:rPr>
+        <w:t xml:space="preserve">Present Docs Earmark (Pending) / (Approved)</w:t>
+      </w:r>
+      <w:r>
+        <w:t xml:space="preserve"> </w:t>
+      </w:r>
+      <w:r>
+        <w:t xml:space="preserve">— same</w:t>
+      </w:r>
+      <w:r>
+        <w:t xml:space="preserve"> </w:t>
+      </w:r>
+      <w:r>
+        <w:t xml:space="preserve">“moves between buckets, combined total fixed”</w:t>
+      </w:r>
+      <w:r>
+        <w:t xml:space="preserve"> </w:t>
+      </w:r>
+      <w:r>
+        <w:t xml:space="preserve">shape as SG above, but on B3’s own Release specifically (not Submit) — see B3’s own table.</w:t>
+      </w:r>
+    </w:p>
+    <w:p>
+      <w:pPr>
+        <w:numPr>
+          <w:ilvl w:val="0"/>
+          <w:numId w:val="1002"/>
+        </w:numPr>
+      </w:pPr>
+      <w:r>
+        <w:rPr>
+          <w:b/>
+          <w:bCs/>
+        </w:rPr>
         <w:t xml:space="preserve">Document Arrival (Pending) / (Approved)</w:t>
       </w:r>
       <w:r>
@@ -4085,7 +6017,430 @@
         <w:t xml:space="preserve"> </w:t>
       </w:r>
       <w:r>
-        <w:t xml:space="preserve">(which is acknowledgment-only, not a real Release — see A3’s own table).</w:t>
+        <w:t xml:space="preserve">(acknowledgment-only, not a real Release — see A3’s own table). That acknowledgment</w:t>
+      </w:r>
+      <w:r>
+        <w:t xml:space="preserve"> </w:t>
+      </w:r>
+      <w:r>
+        <w:t xml:space="preserve">is itself genuinely persisted again as of 2026-08-20 (</w:t>
+      </w:r>
+      <w:r>
+        <w:t xml:space="preserve">“A3 A3S </w:t>
+      </w:r>
+      <w:r>
+        <w:rPr>
+          <w:rFonts w:hint="eastAsia"/>
+        </w:rPr>
+        <w:t xml:space="preserve">交易</w:t>
+      </w:r>
+      <w:r>
+        <w:t xml:space="preserve"> Approve </w:t>
+      </w:r>
+      <w:r>
+        <w:rPr>
+          <w:rFonts w:hint="eastAsia"/>
+        </w:rPr>
+        <w:t xml:space="preserve">過後</w:t>
+      </w:r>
+      <w:r>
+        <w:t xml:space="preserve"> </w:t>
+      </w:r>
+      <w:r>
+        <w:rPr>
+          <w:rFonts w:hint="eastAsia"/>
+        </w:rPr>
+        <w:t xml:space="preserve">不要再顯示”</w:t>
+      </w:r>
+      <w:r>
+        <w:t xml:space="preserve"> </w:t>
+      </w:r>
+      <w:r>
+        <w:t xml:space="preserve">—</w:t>
+      </w:r>
+      <w:r>
+        <w:t xml:space="preserve"> </w:t>
+      </w:r>
+      <w:r>
+        <w:rPr>
+          <w:rStyle w:val="VerbatimChar"/>
+        </w:rPr>
+        <w:t xml:space="preserve">acknowledgedBy</w:t>
+      </w:r>
+      <w:r>
+        <w:t xml:space="preserve">/</w:t>
+      </w:r>
+      <w:r>
+        <w:rPr>
+          <w:rStyle w:val="VerbatimChar"/>
+        </w:rPr>
+        <w:t xml:space="preserve">acknowledgedAt</w:t>
+      </w:r>
+      <w:r>
+        <w:t xml:space="preserve">, restored on the same</w:t>
+      </w:r>
+      <w:r>
+        <w:t xml:space="preserve"> </w:t>
+      </w:r>
+      <w:r>
+        <w:rPr>
+          <w:rStyle w:val="VerbatimChar"/>
+        </w:rPr>
+        <w:t xml:space="preserve">POST .../acknowledge</w:t>
+      </w:r>
+      <w:r>
+        <w:t xml:space="preserve"> </w:t>
+      </w:r>
+      <w:r>
+        <w:t xml:space="preserve">route B3 used before its</w:t>
+      </w:r>
+      <w:r>
+        <w:t xml:space="preserve"> </w:t>
+      </w:r>
+      <w:r>
+        <w:t xml:space="preserve">own 2026-08-18 redesign, now scoped to A3/A3S’s</w:t>
+      </w:r>
+      <w:r>
+        <w:t xml:space="preserve"> </w:t>
+      </w:r>
+      <w:r>
+        <w:rPr>
+          <w:rStyle w:val="VerbatimChar"/>
+        </w:rPr>
+        <w:t xml:space="preserve">UTILIZE</w:t>
+      </w:r>
+      <w:r>
+        <w:t xml:space="preserve"> </w:t>
+      </w:r>
+      <w:r>
+        <w:t xml:space="preserve">instead): the Checker Queue (every PENDING</w:t>
+      </w:r>
+      <w:r>
+        <w:t xml:space="preserve"> </w:t>
+      </w:r>
+      <w:r>
+        <w:t xml:space="preserve">movement on the resolved contract) now excludes an already-</w:t>
+      </w:r>
+      <w:r>
+        <w:rPr>
+          <w:rStyle w:val="VerbatimChar"/>
+        </w:rPr>
+        <w:t xml:space="preserve">acknowledgedAt</w:t>
+      </w:r>
+      <w:r>
+        <w:t xml:space="preserve"> </w:t>
+      </w:r>
+      <w:r>
+        <w:t xml:space="preserve">item, so an approved A3/A3S</w:t>
+      </w:r>
+      <w:r>
+        <w:t xml:space="preserve"> </w:t>
+      </w:r>
+      <w:r>
+        <w:t xml:space="preserve">Document Arrival stops reappearing there instead of showing PENDING forever until A4/A6 finalizes it.</w:t>
+      </w:r>
+      <w:r>
+        <w:t xml:space="preserve"> </w:t>
+      </w:r>
+      <w:r>
+        <w:t xml:space="preserve">Unified the same day across every other function too (</w:t>
+      </w:r>
+      <w:r>
+        <w:rPr>
+          <w:rFonts w:hint="eastAsia"/>
+        </w:rPr>
+        <w:t xml:space="preserve">“純粹</w:t>
+      </w:r>
+      <w:r>
+        <w:t xml:space="preserve"> APPROVE PENDING </w:t>
+      </w:r>
+      <w:r>
+        <w:rPr>
+          <w:rFonts w:hint="eastAsia"/>
+        </w:rPr>
+        <w:t xml:space="preserve">交易,</w:t>
+      </w:r>
+      <w:r>
+        <w:t xml:space="preserve"> APPROVED </w:t>
+      </w:r>
+      <w:r>
+        <w:rPr>
+          <w:rFonts w:hint="eastAsia"/>
+        </w:rPr>
+        <w:t xml:space="preserve">後該筆交易</w:t>
+      </w:r>
+      <w:r>
+        <w:t xml:space="preserve"> </w:t>
+      </w:r>
+      <w:r>
+        <w:rPr>
+          <w:rFonts w:hint="eastAsia"/>
+        </w:rPr>
+        <w:t xml:space="preserve">應該消失,</w:t>
+      </w:r>
+      <w:r>
+        <w:t xml:space="preserve"> </w:t>
+      </w:r>
+      <w:r>
+        <w:rPr>
+          <w:rFonts w:hint="eastAsia"/>
+        </w:rPr>
+        <w:t xml:space="preserve">不能重複</w:t>
+      </w:r>
+      <w:r>
+        <w:t xml:space="preserve"> APPROVED”</w:t>
+      </w:r>
+      <w:r>
+        <w:t xml:space="preserve">): a plain Release/Reject (A2, etc.) already correctly moved the movement’s</w:t>
+      </w:r>
+      <w:r>
+        <w:t xml:space="preserve"> </w:t>
+      </w:r>
+      <w:r>
+        <w:t xml:space="preserve">own</w:t>
+      </w:r>
+      <w:r>
+        <w:t xml:space="preserve"> </w:t>
+      </w:r>
+      <w:r>
+        <w:rPr>
+          <w:rStyle w:val="VerbatimChar"/>
+        </w:rPr>
+        <w:t xml:space="preserve">status</w:t>
+      </w:r>
+      <w:r>
+        <w:t xml:space="preserve"> </w:t>
+      </w:r>
+      <w:r>
+        <w:t xml:space="preserve">off</w:t>
+      </w:r>
+      <w:r>
+        <w:t xml:space="preserve"> </w:t>
+      </w:r>
+      <w:r>
+        <w:rPr>
+          <w:rStyle w:val="VerbatimChar"/>
+        </w:rPr>
+        <w:t xml:space="preserve">PENDING</w:t>
+      </w:r>
+      <w:r>
+        <w:t xml:space="preserve">, but the Checker Queue’s already-fetched list was never re-fetched to notice</w:t>
+      </w:r>
+      <w:r>
+        <w:t xml:space="preserve"> </w:t>
+      </w:r>
+      <w:r>
+        <w:t xml:space="preserve">— every successful Checker action now reloads it in place.</w:t>
+      </w:r>
+    </w:p>
+    <w:p>
+      <w:pPr>
+        <w:numPr>
+          <w:ilvl w:val="0"/>
+          <w:numId w:val="1000"/>
+        </w:numPr>
+      </w:pPr>
+      <w:r>
+        <w:rPr>
+          <w:b/>
+          <w:bCs/>
+        </w:rPr>
+        <w:t xml:space="preserve">Genuine 4-eyes gate added the same day</w:t>
+      </w:r>
+      <w:r>
+        <w:t xml:space="preserve"> </w:t>
+      </w:r>
+      <w:r>
+        <w:t xml:space="preserve">(</w:t>
+      </w:r>
+      <w:r>
+        <w:t xml:space="preserve">“A4 </w:t>
+      </w:r>
+      <w:r>
+        <w:rPr>
+          <w:rFonts w:hint="eastAsia"/>
+        </w:rPr>
+        <w:t xml:space="preserve">選取</w:t>
+      </w:r>
+      <w:r>
+        <w:t xml:space="preserve"> EARMARKED </w:t>
+      </w:r>
+      <w:r>
+        <w:rPr>
+          <w:rFonts w:hint="eastAsia"/>
+        </w:rPr>
+        <w:t xml:space="preserve">的交易”</w:t>
+      </w:r>
+      <w:r>
+        <w:t xml:space="preserve"> </w:t>
+      </w:r>
+      <w:r>
+        <w:t xml:space="preserve">/</w:t>
+      </w:r>
+      <w:r>
+        <w:t xml:space="preserve"> </w:t>
+      </w:r>
+      <w:r>
+        <w:t xml:space="preserve">“PENDING </w:t>
+      </w:r>
+      <w:r>
+        <w:rPr>
+          <w:rFonts w:hint="eastAsia"/>
+        </w:rPr>
+        <w:t xml:space="preserve">或</w:t>
+      </w:r>
+      <w:r>
+        <w:t xml:space="preserve"> EARMARKING </w:t>
+      </w:r>
+      <w:r>
+        <w:rPr>
+          <w:rFonts w:hint="eastAsia"/>
+        </w:rPr>
+        <w:t xml:space="preserve">狀態的</w:t>
+      </w:r>
+      <w:r>
+        <w:t xml:space="preserve"> </w:t>
+      </w:r>
+      <w:r>
+        <w:rPr>
+          <w:rFonts w:hint="eastAsia"/>
+        </w:rPr>
+        <w:t xml:space="preserve">交易不得出現在下一個交易中”</w:t>
+      </w:r>
+      <w:r>
+        <w:t xml:space="preserve">): A4/A6’s own picker (both the LC-level Step-1 list and the specific-record</w:t>
+      </w:r>
+      <w:r>
+        <w:t xml:space="preserve"> </w:t>
+      </w:r>
+      <w:r>
+        <w:t xml:space="preserve">Step-2 list) now requires a candidate UTILIZE to already be EARMARKED (</w:t>
+      </w:r>
+      <w:r>
+        <w:rPr>
+          <w:rStyle w:val="VerbatimChar"/>
+        </w:rPr>
+        <w:t xml:space="preserve">acknowledgedAt</w:t>
+      </w:r>
+      <w:r>
+        <w:t xml:space="preserve"> </w:t>
+      </w:r>
+      <w:r>
+        <w:t xml:space="preserve">set) — a</w:t>
+      </w:r>
+      <w:r>
+        <w:t xml:space="preserve"> </w:t>
+      </w:r>
+      <w:r>
+        <w:t xml:space="preserve">still-EARMARKING one (Maker-Submitted but not yet Checker-acknowledged) is not selectable there at all.</w:t>
+      </w:r>
+      <w:r>
+        <w:t xml:space="preserve"> </w:t>
+      </w:r>
+      <w:r>
+        <w:rPr>
+          <w:rStyle w:val="VerbatimChar"/>
+        </w:rPr>
+        <w:t xml:space="preserve">displayStatus()</w:t>
+      </w:r>
+      <w:r>
+        <w:t xml:space="preserve"> </w:t>
+      </w:r>
+      <w:r>
+        <w:t xml:space="preserve">shows EARMARKED the moment</w:t>
+      </w:r>
+      <w:r>
+        <w:t xml:space="preserve"> </w:t>
+      </w:r>
+      <w:r>
+        <w:rPr>
+          <w:rStyle w:val="VerbatimChar"/>
+        </w:rPr>
+        <w:t xml:space="preserve">acknowledgedAt</w:t>
+      </w:r>
+      <w:r>
+        <w:t xml:space="preserve"> </w:t>
+      </w:r>
+      <w:r>
+        <w:t xml:space="preserve">is set, even though</w:t>
+      </w:r>
+      <w:r>
+        <w:t xml:space="preserve"> </w:t>
+      </w:r>
+      <w:r>
+        <w:rPr>
+          <w:rStyle w:val="VerbatimChar"/>
+        </w:rPr>
+        <w:t xml:space="preserve">status</w:t>
+      </w:r>
+      <w:r>
+        <w:t xml:space="preserve"> </w:t>
+      </w:r>
+      <w:r>
+        <w:t xml:space="preserve">itself is</w:t>
+      </w:r>
+      <w:r>
+        <w:t xml:space="preserve"> </w:t>
+      </w:r>
+      <w:r>
+        <w:t xml:space="preserve">still</w:t>
+      </w:r>
+      <w:r>
+        <w:t xml:space="preserve"> </w:t>
+      </w:r>
+      <w:r>
+        <w:rPr>
+          <w:rStyle w:val="VerbatimChar"/>
+        </w:rPr>
+        <w:t xml:space="preserve">PENDING</w:t>
+      </w:r>
+      <w:r>
+        <w:t xml:space="preserve"> </w:t>
+      </w:r>
+      <w:r>
+        <w:t xml:space="preserve">(genuine finalization is still A4/A6’s own job) — this is what the picker’s own</w:t>
+      </w:r>
+      <w:r>
+        <w:t xml:space="preserve"> </w:t>
+      </w:r>
+      <w:r>
+        <w:t xml:space="preserve">eligibility check now keys off. A4’s Checker Search mirrors this: it now shows ONLY EARMARKED UTILIZE</w:t>
+      </w:r>
+      <w:r>
+        <w:t xml:space="preserve"> </w:t>
+      </w:r>
+      <w:r>
+        <w:t xml:space="preserve">candidates (excludes still-EARMARKING ones), while A3/A3S’s own Checker Search shows the opposite —</w:t>
+      </w:r>
+      <w:r>
+        <w:t xml:space="preserve"> </w:t>
+      </w:r>
+      <w:r>
+        <w:t xml:space="preserve">excludes an already-EARMARKED one, since there’s nothing left for A3/A3S’s own Checker to do with it.</w:t>
+      </w:r>
+      <w:r>
+        <w:t xml:space="preserve"> </w:t>
+      </w:r>
+      <w:r>
+        <w:t xml:space="preserve">A4’s own picker additionally excludes a UTILIZE it has already Maker-Submitted itself</w:t>
+      </w:r>
+      <w:r>
+        <w:t xml:space="preserve"> </w:t>
+      </w:r>
+      <w:r>
+        <w:t xml:space="preserve">(</w:t>
+      </w:r>
+      <w:r>
+        <w:rPr>
+          <w:rStyle w:val="VerbatimChar"/>
+        </w:rPr>
+        <w:t xml:space="preserve">makerSubmittedAt</w:t>
+      </w:r>
+      <w:r>
+        <w:t xml:space="preserve"> </w:t>
+      </w:r>
+      <w:r>
+        <w:t xml:space="preserve">set) — nothing left for A4’s own Maker step either.</w:t>
       </w:r>
     </w:p>
     <w:p>
@@ -4407,28 +6762,22 @@
               <w:pStyle w:val="Compact"/>
             </w:pPr>
             <w:r>
+              <w:t xml:space="preserve">unchanged (2026-08-20: tracks Confirmed now, not Available — an unApproved ISSUE isn’t usable capacity yet)</w:t>
+            </w:r>
+          </w:p>
+        </w:tc>
+        <w:tc>
+          <w:tcPr/>
+          <w:p>
+            <w:pPr>
+              <w:pStyle w:val="Compact"/>
+            </w:pPr>
+            <w:r>
               <w:rPr>
                 <w:b/>
                 <w:bCs/>
               </w:rPr>
               <w:t xml:space="preserve">+= ceilingAmount</w:t>
-            </w:r>
-            <w:r>
-              <w:t xml:space="preserve"> </w:t>
-            </w:r>
-            <w:r>
-              <w:t xml:space="preserve">(tracks Available, no exposure yet)</w:t>
-            </w:r>
-          </w:p>
-        </w:tc>
-        <w:tc>
-          <w:tcPr/>
-          <w:p>
-            <w:pPr>
-              <w:pStyle w:val="Compact"/>
-            </w:pPr>
-            <w:r>
-              <w:t xml:space="preserve">unchanged</w:t>
             </w:r>
           </w:p>
         </w:tc>
@@ -4675,7 +7024,47 @@
         <w:t xml:space="preserve"> </w:t>
       </w:r>
       <w:r>
-        <w:t xml:space="preserve">must not exceed the current Available Balance.</w:t>
+        <w:t xml:space="preserve">must not exceed the current</w:t>
+      </w:r>
+      <w:r>
+        <w:t xml:space="preserve"> </w:t>
+      </w:r>
+      <w:r>
+        <w:rPr>
+          <w:b/>
+          <w:bCs/>
+        </w:rPr>
+        <w:t xml:space="preserve">Tight</w:t>
+      </w:r>
+      <w:r>
+        <w:t xml:space="preserve"> </w:t>
+      </w:r>
+      <w:r>
+        <w:t xml:space="preserve">Available Balance (2026-08-20, re-based from plain</w:t>
+      </w:r>
+      <w:r>
+        <w:t xml:space="preserve"> </w:t>
+      </w:r>
+      <w:r>
+        <w:t xml:space="preserve">Available Balance — see §4’s own</w:t>
+      </w:r>
+      <w:r>
+        <w:t xml:space="preserve"> </w:t>
+      </w:r>
+      <w:r>
+        <w:t xml:space="preserve">“Basis tightened”</w:t>
+      </w:r>
+      <w:r>
+        <w:t xml:space="preserve"> </w:t>
+      </w:r>
+      <w:r>
+        <w:t xml:space="preserve">note) — never below what’s already utilized, and</w:t>
+      </w:r>
+      <w:r>
+        <w:t xml:space="preserve"> </w:t>
+      </w:r>
+      <w:r>
+        <w:t xml:space="preserve">never below outstanding off-balance-sheet (SHGT) exposure.</w:t>
       </w:r>
     </w:p>
     <w:bookmarkStart w:id="15" w:name="a2-increase-amend_increase"/>
@@ -4917,22 +7306,22 @@
               <w:pStyle w:val="Compact"/>
             </w:pPr>
             <w:r>
+              <w:t xml:space="preserve">unchanged (2026-08-20: tracks Confirmed now, not Available)</w:t>
+            </w:r>
+          </w:p>
+        </w:tc>
+        <w:tc>
+          <w:tcPr/>
+          <w:p>
+            <w:pPr>
+              <w:pStyle w:val="Compact"/>
+            </w:pPr>
+            <w:r>
               <w:rPr>
                 <w:b/>
                 <w:bCs/>
               </w:rPr>
               <w:t xml:space="preserve">+= ceilingAmount</w:t>
-            </w:r>
-          </w:p>
-        </w:tc>
-        <w:tc>
-          <w:tcPr/>
-          <w:p>
-            <w:pPr>
-              <w:pStyle w:val="Compact"/>
-            </w:pPr>
-            <w:r>
-              <w:t xml:space="preserve">unchanged</w:t>
             </w:r>
           </w:p>
         </w:tc>
@@ -6434,24 +8823,119 @@
                 <w:b/>
                 <w:bCs/>
               </w:rPr>
-              <w:t xml:space="preserve">increases</w:t>
+              <w:t xml:space="preserve">net moves by (redemption ceilingAmount − UTILIZE ceilingAmount)</w:t>
             </w:r>
             <w:r>
               <w:t xml:space="preserve"> </w:t>
             </w:r>
             <w:r>
-              <w:t xml:space="preserve">(the SG’s own reserved capacity is released back)</w:t>
-            </w:r>
-          </w:p>
-        </w:tc>
-        <w:tc>
-          <w:tcPr/>
-          <w:p>
-            <w:pPr>
-              <w:pStyle w:val="Compact"/>
-            </w:pPr>
-            <w:r>
-              <w:t xml:space="preserve">unchanged</w:t>
+              <w:t xml:space="preserve">— the SG’s own reserved capacity is released back (</w:t>
+            </w:r>
+            <w:r>
+              <w:rPr>
+                <w:b/>
+                <w:bCs/>
+              </w:rPr>
+              <w:t xml:space="preserve">+= redemption ceilingAmount</w:t>
+            </w:r>
+            <w:r>
+              <w:t xml:space="preserve">, via the Off-Balance Exposure netting above) but the LC’s own UTILIZE simultaneously consumes Pending Decrease Total in full (</w:t>
+            </w:r>
+            <w:r>
+              <w:rPr>
+                <w:b/>
+                <w:bCs/>
+              </w:rPr>
+              <w:t xml:space="preserve">−= UTILIZE’s own ceilingAmount</w:t>
+            </w:r>
+            <w:r>
+              <w:t xml:space="preserve">) in the SAME Submit; since the redemption leg is MIN-capped at the SG’s own Available Balance, it can never exceed the UTILIZE’s own ceilingAmount, so the</w:t>
+            </w:r>
+            <w:r>
+              <w:t xml:space="preserve"> </w:t>
+            </w:r>
+            <w:r>
+              <w:rPr>
+                <w:b/>
+                <w:bCs/>
+              </w:rPr>
+              <w:t xml:space="preserve">combined net effect is always downward or flat, never a pure increase</w:t>
+            </w:r>
+            <w:r>
+              <w:t xml:space="preserve"> </w:t>
+            </w:r>
+            <w:r>
+              <w:t xml:space="preserve">— the</w:t>
+            </w:r>
+            <w:r>
+              <w:t xml:space="preserve"> </w:t>
+            </w:r>
+            <w:r>
+              <w:t xml:space="preserve">“increases”</w:t>
+            </w:r>
+            <w:r>
+              <w:t xml:space="preserve"> </w:t>
+            </w:r>
+            <w:r>
+              <w:t xml:space="preserve">wording this row previously had described only the Off-Balance Exposure side in isolation, not the combined figure Tight actually is. Business-confirmed live example (S02/G02, both business messages this fix is named after): LC 10,000 / SG 8,000 issued / Bill Amount 10,000 → Tight moves</w:t>
+            </w:r>
+            <w:r>
+              <w:t xml:space="preserve"> </w:t>
+            </w:r>
+            <w:r>
+              <w:rPr>
+                <w:b/>
+                <w:bCs/>
+              </w:rPr>
+              <w:t xml:space="preserve">2,000 → 0</w:t>
+            </w:r>
+            <w:r>
+              <w:t xml:space="preserve">, a net</w:t>
+            </w:r>
+            <w:r>
+              <w:t xml:space="preserve"> </w:t>
+            </w:r>
+            <w:r>
+              <w:rPr>
+                <w:b/>
+                <w:bCs/>
+              </w:rPr>
+              <w:t xml:space="preserve">−2,000</w:t>
+            </w:r>
+            <w:r>
+              <w:t xml:space="preserve">, not an increase (</w:t>
+            </w:r>
+            <w:r>
+              <w:rPr>
+                <w:rFonts w:hint="eastAsia"/>
+              </w:rPr>
+              <w:t xml:space="preserve">“這交易SUBMIT</w:t>
+            </w:r>
+            <w:r>
+              <w:t xml:space="preserve"> </w:t>
+            </w:r>
+            <w:r>
+              <w:rPr>
+                <w:rFonts w:hint="eastAsia"/>
+              </w:rPr>
+              <w:t xml:space="preserve">後</w:t>
+            </w:r>
+            <w:r>
+              <w:t xml:space="preserve"> Pending Earmark Total = +8,000 (SG Balance) − 2,000 (LC Balance)”</w:t>
+            </w:r>
+            <w:r>
+              <w:t xml:space="preserve">).</w:t>
+            </w:r>
+          </w:p>
+        </w:tc>
+        <w:tc>
+          <w:tcPr/>
+          <w:p>
+            <w:pPr>
+              <w:pStyle w:val="Compact"/>
+            </w:pPr>
+            <w:r>
+              <w:t xml:space="preserve">unchanged — combined total already netted at Submit</w:t>
             </w:r>
           </w:p>
         </w:tc>
@@ -8103,13 +10587,65 @@
         <w:pStyle w:val="FirstParagraph"/>
       </w:pPr>
       <w:r>
-        <w:t xml:space="preserve">Amount is capped at the parent LC’s own current Available Balance at Submit (nets any already-outstanding</w:t>
-      </w:r>
-      <w:r>
-        <w:t xml:space="preserve"> </w:t>
-      </w:r>
-      <w:r>
-        <w:t xml:space="preserve">SG exposure first). No Tolerance.</w:t>
+        <w:t xml:space="preserve">Amount is capped at the parent LC’s own current</w:t>
+      </w:r>
+      <w:r>
+        <w:t xml:space="preserve"> </w:t>
+      </w:r>
+      <w:r>
+        <w:rPr>
+          <w:b/>
+          <w:bCs/>
+        </w:rPr>
+        <w:t xml:space="preserve">Tight</w:t>
+      </w:r>
+      <w:r>
+        <w:t xml:space="preserve"> </w:t>
+      </w:r>
+      <w:r>
+        <w:t xml:space="preserve">Available Balance at Submit (nets any</w:t>
+      </w:r>
+      <w:r>
+        <w:t xml:space="preserve"> </w:t>
+      </w:r>
+      <w:r>
+        <w:t xml:space="preserve">already-outstanding SG exposure first —</w:t>
+      </w:r>
+      <w:r>
+        <w:t xml:space="preserve"> </w:t>
+      </w:r>
+      <w:r>
+        <w:rPr>
+          <w:rStyle w:val="VerbatimChar"/>
+        </w:rPr>
+        <w:t xml:space="preserve">checkShgtIssueSufficiency</w:t>
+      </w:r>
+      <w:r>
+        <w:t xml:space="preserve">, already Tight-based since the</w:t>
+      </w:r>
+      <w:r>
+        <w:t xml:space="preserve"> </w:t>
+      </w:r>
+      <w:r>
+        <w:t xml:space="preserve">original 2026-08-20 formula change; this line is corrected here purely because it previously said</w:t>
+      </w:r>
+      <w:r>
+        <w:t xml:space="preserve"> </w:t>
+      </w:r>
+      <w:r>
+        <w:t xml:space="preserve">“Available</w:t>
+      </w:r>
+      <w:r>
+        <w:t xml:space="preserve"> </w:t>
+      </w:r>
+      <w:r>
+        <w:t xml:space="preserve">Balance,”</w:t>
+      </w:r>
+      <w:r>
+        <w:t xml:space="preserve"> </w:t>
+      </w:r>
+      <w:r>
+        <w:t xml:space="preserve">not because the behavior itself changed). No Tolerance.</w:t>
       </w:r>
     </w:p>
     <w:tbl>
@@ -8657,462 +11193,159 @@
         <w:t xml:space="preserve">is derived automatically, not picked separately.</w:t>
       </w:r>
     </w:p>
-    <w:tbl>
-      <w:tblPr>
-        <w:tblStyle w:val="Table"/>
-        <w:tblW w:type="pct" w:w="5000"/>
-        <w:tblLayout w:type="fixed"/>
-        <w:tblLook w:firstRow="1" w:lastRow="0" w:firstColumn="0" w:lastColumn="0" w:noHBand="0" w:noVBand="0" w:val="0020"/>
-      </w:tblPr>
-      <w:tblGrid>
-        <w:gridCol w:w="2640"/>
-        <w:gridCol w:w="2640"/>
-        <w:gridCol w:w="2640"/>
-      </w:tblGrid>
-      <w:tr>
-        <w:trPr>
-          <w:tblHeader w:val="on"/>
-        </w:trPr>
-        <w:tc>
-          <w:tcPr/>
-          <w:p>
-            <w:pPr>
-              <w:pStyle w:val="Compact"/>
-            </w:pPr>
-            <w:r>
-              <w:t xml:space="preserve">Figure</w:t>
-            </w:r>
-          </w:p>
-        </w:tc>
-        <w:tc>
-          <w:tcPr/>
-          <w:p>
-            <w:pPr>
-              <w:pStyle w:val="Compact"/>
-            </w:pPr>
-            <w:r>
-              <w:t xml:space="preserve">At Submit (PENDING)</w:t>
-            </w:r>
-          </w:p>
-        </w:tc>
-        <w:tc>
-          <w:tcPr/>
-          <w:p>
-            <w:pPr>
-              <w:pStyle w:val="Compact"/>
-            </w:pPr>
-            <w:r>
-              <w:t xml:space="preserve">At Approved (RELEASED)</w:t>
-            </w:r>
-          </w:p>
-        </w:tc>
-      </w:tr>
-      <w:tr>
-        <w:tc>
-          <w:tcPr/>
-          <w:p>
-            <w:pPr>
-              <w:pStyle w:val="Compact"/>
-            </w:pPr>
-            <w:r>
-              <w:t xml:space="preserve">SG’s Confirmed Balance</w:t>
-            </w:r>
-          </w:p>
-        </w:tc>
-        <w:tc>
-          <w:tcPr/>
-          <w:p>
-            <w:pPr>
-              <w:pStyle w:val="Compact"/>
-            </w:pPr>
-            <w:r>
-              <w:t xml:space="preserve">unchanged</w:t>
-            </w:r>
-          </w:p>
-        </w:tc>
-        <w:tc>
-          <w:tcPr/>
-          <w:p>
-            <w:pPr>
-              <w:pStyle w:val="Compact"/>
-            </w:pPr>
-            <w:r>
-              <w:rPr>
-                <w:b/>
-                <w:bCs/>
-              </w:rPr>
-              <w:t xml:space="preserve">−= ceilingAmount</w:t>
-            </w:r>
-          </w:p>
-        </w:tc>
-      </w:tr>
-      <w:tr>
-        <w:tc>
-          <w:tcPr/>
-          <w:p>
-            <w:pPr>
-              <w:pStyle w:val="Compact"/>
-            </w:pPr>
-            <w:r>
-              <w:t xml:space="preserve">SG’s Available Balance</w:t>
-            </w:r>
-          </w:p>
-        </w:tc>
-        <w:tc>
-          <w:tcPr/>
-          <w:p>
-            <w:pPr>
-              <w:pStyle w:val="Compact"/>
-            </w:pPr>
-            <w:r>
-              <w:rPr>
-                <w:b/>
-                <w:bCs/>
-              </w:rPr>
-              <w:t xml:space="preserve">−= ceilingAmount</w:t>
-            </w:r>
-          </w:p>
-        </w:tc>
-        <w:tc>
-          <w:tcPr/>
-          <w:p>
-            <w:pPr>
-              <w:pStyle w:val="Compact"/>
-            </w:pPr>
-            <w:r>
-              <w:t xml:space="preserve">unchanged (already reflected)</w:t>
-            </w:r>
-          </w:p>
-        </w:tc>
-      </w:tr>
-      <w:tr>
-        <w:tc>
-          <w:tcPr/>
-          <w:p>
-            <w:pPr>
-              <w:pStyle w:val="Compact"/>
-            </w:pPr>
-            <w:r>
-              <w:rPr>
-                <w:b/>
-                <w:bCs/>
-              </w:rPr>
-              <w:t xml:space="preserve">Parent LC’s Off-Balance Exposure (combined)</w:t>
-            </w:r>
-          </w:p>
-        </w:tc>
-        <w:tc>
-          <w:tcPr/>
-          <w:p>
-            <w:pPr>
-              <w:pStyle w:val="Compact"/>
-            </w:pPr>
-            <w:r>
-              <w:rPr>
-                <w:b/>
-                <w:bCs/>
-              </w:rPr>
-              <w:t xml:space="preserve">−= ceilingAmount — reacts immediately</w:t>
-            </w:r>
-          </w:p>
-        </w:tc>
-        <w:tc>
-          <w:tcPr/>
-          <w:p>
-            <w:pPr>
-              <w:pStyle w:val="Compact"/>
-            </w:pPr>
-            <w:r>
-              <w:rPr>
-                <w:b/>
-                <w:bCs/>
-              </w:rPr>
-              <w:t xml:space="preserve">unchanged</w:t>
-            </w:r>
-          </w:p>
-        </w:tc>
-      </w:tr>
-      <w:tr>
-        <w:tc>
-          <w:tcPr/>
-          <w:p>
-            <w:pPr>
-              <w:pStyle w:val="Compact"/>
-            </w:pPr>
-            <w:r>
-              <w:rPr>
-                <w:b/>
-                <w:bCs/>
-              </w:rPr>
-              <w:t xml:space="preserve">Parent LC’s SG (Pending)</w:t>
-            </w:r>
-          </w:p>
-        </w:tc>
-        <w:tc>
-          <w:tcPr/>
-          <w:p>
-            <w:pPr>
-              <w:pStyle w:val="Compact"/>
-            </w:pPr>
-            <w:r>
-              <w:rPr>
-                <w:b/>
-                <w:bCs/>
-              </w:rPr>
-              <w:t xml:space="preserve">−= ceilingAmount</w:t>
-            </w:r>
-          </w:p>
-        </w:tc>
-        <w:tc>
-          <w:tcPr/>
-          <w:p>
-            <w:pPr>
-              <w:pStyle w:val="Compact"/>
-            </w:pPr>
-            <w:r>
-              <w:rPr>
-                <w:b/>
-                <w:bCs/>
-              </w:rPr>
-              <w:t xml:space="preserve">reverts (+= back)</w:t>
-            </w:r>
-            <w:r>
-              <w:t xml:space="preserve"> </w:t>
-            </w:r>
-            <w:r>
-              <w:t xml:space="preserve">— moves out of Pending</w:t>
-            </w:r>
-          </w:p>
-        </w:tc>
-      </w:tr>
-      <w:tr>
-        <w:tc>
-          <w:tcPr/>
-          <w:p>
-            <w:pPr>
-              <w:pStyle w:val="Compact"/>
-            </w:pPr>
-            <w:r>
-              <w:rPr>
-                <w:b/>
-                <w:bCs/>
-              </w:rPr>
-              <w:t xml:space="preserve">Parent LC’s SG (Approved)</w:t>
-            </w:r>
-          </w:p>
-        </w:tc>
-        <w:tc>
-          <w:tcPr/>
-          <w:p>
-            <w:pPr>
-              <w:pStyle w:val="Compact"/>
-            </w:pPr>
-            <w:r>
-              <w:t xml:space="preserve">unaffected</w:t>
-            </w:r>
-          </w:p>
-        </w:tc>
-        <w:tc>
-          <w:tcPr/>
-          <w:p>
-            <w:pPr>
-              <w:pStyle w:val="Compact"/>
-            </w:pPr>
-            <w:r>
-              <w:rPr>
-                <w:b/>
-                <w:bCs/>
-              </w:rPr>
-              <w:t xml:space="preserve">−= ceilingAmount</w:t>
-            </w:r>
-            <w:r>
-              <w:t xml:space="preserve"> </w:t>
-            </w:r>
-            <w:r>
-              <w:t xml:space="preserve">— moves into the Approved (RELEASED) bucket</w:t>
-            </w:r>
-          </w:p>
-        </w:tc>
-      </w:tr>
-      <w:tr>
-        <w:tc>
-          <w:tcPr/>
-          <w:p>
-            <w:pPr>
-              <w:pStyle w:val="Compact"/>
-            </w:pPr>
-            <w:r>
-              <w:t xml:space="preserve">Parent LC’s Tight Available Balance</w:t>
-            </w:r>
-          </w:p>
-        </w:tc>
-        <w:tc>
-          <w:tcPr/>
-          <w:p>
-            <w:pPr>
-              <w:pStyle w:val="Compact"/>
-            </w:pPr>
-            <w:r>
-              <w:rPr>
-                <w:b/>
-                <w:bCs/>
-              </w:rPr>
-              <w:t xml:space="preserve">+= ceilingAmount</w:t>
-            </w:r>
-            <w:r>
-              <w:t xml:space="preserve"> </w:t>
-            </w:r>
-            <w:r>
-              <w:t xml:space="preserve">(reserved capacity released back)</w:t>
-            </w:r>
-          </w:p>
-        </w:tc>
-        <w:tc>
-          <w:tcPr/>
-          <w:p>
-            <w:pPr>
-              <w:pStyle w:val="Compact"/>
-            </w:pPr>
-            <w:r>
-              <w:t xml:space="preserve">unchanged</w:t>
-            </w:r>
-          </w:p>
-        </w:tc>
-      </w:tr>
-      <w:tr>
-        <w:tc>
-          <w:tcPr/>
-          <w:p>
-            <w:pPr>
-              <w:pStyle w:val="Compact"/>
-            </w:pPr>
-            <w:r>
-              <w:t xml:space="preserve">Present Docs Earmark (P/A)</w:t>
-            </w:r>
-          </w:p>
-        </w:tc>
-        <w:tc>
-          <w:tcPr/>
-          <w:p>
-            <w:pPr>
-              <w:pStyle w:val="Compact"/>
-            </w:pPr>
-            <w:r>
-              <w:t xml:space="preserve">N/A</w:t>
-            </w:r>
-          </w:p>
-        </w:tc>
-        <w:tc>
-          <w:tcPr/>
-          <w:p>
-            <w:pPr>
-              <w:pStyle w:val="Compact"/>
-            </w:pPr>
-            <w:r>
-              <w:t xml:space="preserve">N/A</w:t>
-            </w:r>
-          </w:p>
-        </w:tc>
-      </w:tr>
-      <w:tr>
-        <w:tc>
-          <w:tcPr/>
-          <w:p>
-            <w:pPr>
-              <w:pStyle w:val="Compact"/>
-            </w:pPr>
-            <w:r>
-              <w:t xml:space="preserve">Document Arrival (Pending / Approved)</w:t>
-            </w:r>
-          </w:p>
-        </w:tc>
-        <w:tc>
-          <w:tcPr/>
-          <w:p>
-            <w:pPr>
-              <w:pStyle w:val="Compact"/>
-            </w:pPr>
-            <w:r>
-              <w:t xml:space="preserve">N/A</w:t>
-            </w:r>
-          </w:p>
-        </w:tc>
-        <w:tc>
-          <w:tcPr/>
-          <w:p>
-            <w:pPr>
-              <w:pStyle w:val="Compact"/>
-            </w:pPr>
-            <w:r>
-              <w:t xml:space="preserve">N/A</w:t>
-            </w:r>
-          </w:p>
-        </w:tc>
-      </w:tr>
-    </w:tbl>
-    <w:p>
-      <w:r>
-        <w:pict>
-          <v:rect style="width:0;height:1.5pt" o:hralign="center" o:hrstd="t" o:hr="t"/>
-        </w:pict>
-      </w:r>
-    </w:p>
-    <w:bookmarkEnd w:id="24"/>
-    <w:bookmarkEnd w:id="25"/>
-    <w:bookmarkStart w:id="33" w:name="export-confirmed-lc-functions-b1b5"/>
     <w:p>
       <w:pPr>
-        <w:pStyle w:val="Heading2"/>
+        <w:pStyle w:val="BlockText"/>
       </w:pPr>
       <w:r>
-        <w:t xml:space="preserve">7. Export Confirmed LC Functions (B1–B5)</w:t>
-      </w:r>
-    </w:p>
-    <w:bookmarkStart w:id="26" w:name="b1-confirm-lc-eplc_confirmation-issue"/>
-    <w:p>
-      <w:pPr>
-        <w:pStyle w:val="Heading3"/>
-      </w:pPr>
-      <w:r>
-        <w:t xml:space="preserve">B1 — Confirm LC (</w:t>
-      </w:r>
-      <w:r>
-        <w:rPr>
-          <w:rStyle w:val="VerbatimChar"/>
-        </w:rPr>
-        <w:t xml:space="preserve">EPLC_CONFIRMATION</w:t>
-      </w:r>
-      <w:r>
-        <w:t xml:space="preserve"> </w:t>
-      </w:r>
-      <w:r>
-        <w:t xml:space="preserve">/</w:t>
-      </w:r>
-      <w:r>
-        <w:t xml:space="preserve"> </w:t>
-      </w:r>
-      <w:r>
-        <w:rPr>
-          <w:rStyle w:val="VerbatimChar"/>
-        </w:rPr>
-        <w:t xml:space="preserve">ISSUE</w:t>
-      </w:r>
-      <w:r>
-        <w:t xml:space="preserve">)</w:t>
-      </w:r>
-    </w:p>
-    <w:p>
-      <w:pPr>
-        <w:pStyle w:val="FirstParagraph"/>
-      </w:pPr>
-      <w:r>
-        <w:t xml:space="preserve">Establishes the confirming bank’s own contingent (CONF LIAB). Tolerance applies — identical mechanics</w:t>
-      </w:r>
-      <w:r>
-        <w:t xml:space="preserve"> </w:t>
-      </w:r>
-      <w:r>
-        <w:t xml:space="preserve">to A1, on a different instrumentType.</w:t>
+        <w:rPr>
+          <w:b/>
+          <w:bCs/>
+        </w:rPr>
+        <w:t xml:space="preserve">Updated 2026-08-20 (see banner note above,</w:t>
+      </w:r>
+      <w:r>
+        <w:rPr>
+          <w:b/>
+          <w:bCs/>
+        </w:rPr>
+        <w:t xml:space="preserve"> </w:t>
+      </w:r>
+      <w:r>
+        <w:rPr>
+          <w:b/>
+          <w:bCs/>
+        </w:rPr>
+        <w:t xml:space="preserve">“Off-Balance Exposure basis”</w:t>
+      </w:r>
+      <w:r>
+        <w:rPr>
+          <w:b/>
+          <w:bCs/>
+        </w:rPr>
+        <w:t xml:space="preserve">).</w:t>
+      </w:r>
+      <w:r>
+        <w:t xml:space="preserve"> </w:t>
+      </w:r>
+      <w:r>
+        <w:t xml:space="preserve">This table now covers the</w:t>
+      </w:r>
+      <w:r>
+        <w:t xml:space="preserve"> </w:t>
+      </w:r>
+      <w:r>
+        <w:rPr>
+          <w:b/>
+          <w:bCs/>
+        </w:rPr>
+        <w:t xml:space="preserve">standalone</w:t>
+      </w:r>
+      <w:r>
+        <w:t xml:space="preserve"> </w:t>
+      </w:r>
+      <w:r>
+        <w:t xml:space="preserve">case — an A9 redemption submitted</w:t>
+      </w:r>
+      <w:r>
+        <w:t xml:space="preserve"> </w:t>
+      </w:r>
+      <w:r>
+        <w:rPr>
+          <w:b/>
+          <w:bCs/>
+        </w:rPr>
+        <w:t xml:space="preserve">without</w:t>
+      </w:r>
+      <w:r>
+        <w:t xml:space="preserve"> </w:t>
+      </w:r>
+      <w:r>
+        <w:t xml:space="preserve">sharing a still-PENDING</w:t>
+      </w:r>
+      <w:r>
+        <w:t xml:space="preserve"> </w:t>
+      </w:r>
+      <w:r>
+        <w:rPr>
+          <w:rStyle w:val="VerbatimChar"/>
+        </w:rPr>
+        <w:t xml:space="preserve">UTILIZE</w:t>
+      </w:r>
+      <w:r>
+        <w:t xml:space="preserve">’s own</w:t>
+      </w:r>
+      <w:r>
+        <w:t xml:space="preserve"> </w:t>
+      </w:r>
+      <w:r>
+        <w:rPr>
+          <w:rStyle w:val="VerbatimChar"/>
+        </w:rPr>
+        <w:t xml:space="preserve">businessEventId</w:t>
+      </w:r>
+      <w:r>
+        <w:t xml:space="preserve"> </w:t>
+      </w:r>
+      <w:r>
+        <w:t xml:space="preserve">(the overwhelming majority of A9 submissions; A9 itself never creates a compound pair —</w:t>
+      </w:r>
+      <w:r>
+        <w:t xml:space="preserve"> </w:t>
+      </w:r>
+      <w:r>
+        <w:t xml:space="preserve">that only happens via A3S, covered separately above). For that one exception, see A3S’s own table, whose</w:t>
+      </w:r>
+      <w:r>
+        <w:t xml:space="preserve"> </w:t>
+      </w:r>
+      <w:r>
+        <w:t xml:space="preserve">“at Submit”</w:t>
+      </w:r>
+      <w:r>
+        <w:t xml:space="preserve"> </w:t>
+      </w:r>
+      <w:r>
+        <w:t xml:space="preserve">column genuinely does react immediately. A standalone A9 no longer reacts at Submit at all —</w:t>
+      </w:r>
+      <w:r>
+        <w:t xml:space="preserve"> </w:t>
+      </w:r>
+      <w:r>
+        <w:t xml:space="preserve">it now waits for genuine Checker Release, same as every other genuine increase in usable capacity, closing</w:t>
+      </w:r>
+      <w:r>
+        <w:t xml:space="preserve"> </w:t>
+      </w:r>
+      <w:r>
+        <w:t xml:space="preserve">the</w:t>
+      </w:r>
+      <w:r>
+        <w:t xml:space="preserve"> </w:t>
+      </w:r>
+      <w:r>
+        <w:t xml:space="preserve">“Maker </w:t>
+      </w:r>
+      <w:r>
+        <w:rPr>
+          <w:rFonts w:hint="eastAsia"/>
+        </w:rPr>
+        <w:t xml:space="preserve">送出贖回、Checker</w:t>
+      </w:r>
+      <w:r>
+        <w:t xml:space="preserve"> </w:t>
+      </w:r>
+      <w:r>
+        <w:rPr>
+          <w:rFonts w:hint="eastAsia"/>
+        </w:rPr>
+        <w:t xml:space="preserve">還沒核准就先放行”</w:t>
+      </w:r>
+      <w:r>
+        <w:t xml:space="preserve"> </w:t>
+      </w:r>
+      <w:r>
+        <w:t xml:space="preserve">gap.</w:t>
       </w:r>
     </w:p>
     <w:tbl>
@@ -9173,7 +11406,7 @@
               <w:pStyle w:val="Compact"/>
             </w:pPr>
             <w:r>
-              <w:t xml:space="preserve">Confirmed Balance</w:t>
+              <w:t xml:space="preserve">SG’s Confirmed Balance</w:t>
             </w:r>
           </w:p>
         </w:tc>
@@ -9199,20 +11432,20 @@
                 <w:b/>
                 <w:bCs/>
               </w:rPr>
-              <w:t xml:space="preserve">+= ceilingAmount</w:t>
-            </w:r>
-          </w:p>
-        </w:tc>
-      </w:tr>
-      <w:tr>
-        <w:tc>
-          <w:tcPr/>
-          <w:p>
-            <w:pPr>
-              <w:pStyle w:val="Compact"/>
-            </w:pPr>
-            <w:r>
-              <w:t xml:space="preserve">Available Balance</w:t>
+              <w:t xml:space="preserve">−= ceilingAmount</w:t>
+            </w:r>
+          </w:p>
+        </w:tc>
+      </w:tr>
+      <w:tr>
+        <w:tc>
+          <w:tcPr/>
+          <w:p>
+            <w:pPr>
+              <w:pStyle w:val="Compact"/>
+            </w:pPr>
+            <w:r>
+              <w:t xml:space="preserve">SG’s Available Balance</w:t>
             </w:r>
           </w:p>
         </w:tc>
@@ -9227,7 +11460,7 @@
                 <w:b/>
                 <w:bCs/>
               </w:rPr>
-              <w:t xml:space="preserve">+= ceilingAmount</w:t>
+              <w:t xml:space="preserve">−= ceilingAmount</w:t>
             </w:r>
           </w:p>
         </w:tc>
@@ -9244,17 +11477,6 @@
         </w:tc>
       </w:tr>
       <w:tr>
-        <w:tc>
-          <w:tcPr/>
-          <w:p>
-            <w:pPr>
-              <w:pStyle w:val="Compact"/>
-            </w:pPr>
-            <w:r>
-              <w:t xml:space="preserve">Pending Earmark Total</w:t>
-            </w:r>
-          </w:p>
-        </w:tc>
         <w:tc>
           <w:tcPr/>
           <w:p>
@@ -9266,78 +11488,7 @@
                 <w:b/>
                 <w:bCs/>
               </w:rPr>
-              <w:t xml:space="preserve">+= ceilingAmount</w:t>
-            </w:r>
-          </w:p>
-        </w:tc>
-        <w:tc>
-          <w:tcPr/>
-          <w:p>
-            <w:pPr>
-              <w:pStyle w:val="Compact"/>
-            </w:pPr>
-            <w:r>
-              <w:t xml:space="preserve">reverts to 0</w:t>
-            </w:r>
-          </w:p>
-        </w:tc>
-      </w:tr>
-      <w:tr>
-        <w:tc>
-          <w:tcPr/>
-          <w:p>
-            <w:pPr>
-              <w:pStyle w:val="Compact"/>
-            </w:pPr>
-            <w:r>
-              <w:t xml:space="preserve">Off-Balance Exposure</w:t>
-            </w:r>
-          </w:p>
-        </w:tc>
-        <w:tc>
-          <w:tcPr/>
-          <w:p>
-            <w:pPr>
-              <w:pStyle w:val="Compact"/>
-            </w:pPr>
-            <w:r>
-              <w:rPr>
-                <w:rStyle w:val="VerbatimChar"/>
-              </w:rPr>
-              <w:t xml:space="preserve">null</w:t>
-            </w:r>
-            <w:r>
-              <w:t xml:space="preserve"> </w:t>
-            </w:r>
-            <w:r>
-              <w:t xml:space="preserve">(Import-only figure)</w:t>
-            </w:r>
-          </w:p>
-        </w:tc>
-        <w:tc>
-          <w:tcPr/>
-          <w:p>
-            <w:pPr>
-              <w:pStyle w:val="Compact"/>
-            </w:pPr>
-            <w:r>
-              <w:rPr>
-                <w:rStyle w:val="VerbatimChar"/>
-              </w:rPr>
-              <w:t xml:space="preserve">null</w:t>
-            </w:r>
-          </w:p>
-        </w:tc>
-      </w:tr>
-      <w:tr>
-        <w:tc>
-          <w:tcPr/>
-          <w:p>
-            <w:pPr>
-              <w:pStyle w:val="Compact"/>
-            </w:pPr>
-            <w:r>
-              <w:t xml:space="preserve">Tight Available Balance</w:t>
+              <w:t xml:space="preserve">Parent LC’s Off-Balance Exposure (combined)</w:t>
             </w:r>
           </w:p>
         </w:tc>
@@ -9352,118 +11503,186 @@
                 <w:b/>
                 <w:bCs/>
               </w:rPr>
+              <w:t xml:space="preserve">unchanged — no longer reacts at Submit</w:t>
+            </w:r>
+          </w:p>
+        </w:tc>
+        <w:tc>
+          <w:tcPr/>
+          <w:p>
+            <w:pPr>
+              <w:pStyle w:val="Compact"/>
+            </w:pPr>
+            <w:r>
+              <w:rPr>
+                <w:b/>
+                <w:bCs/>
+              </w:rPr>
+              <w:t xml:space="preserve">−= ceilingAmount — reacts here instead</w:t>
+            </w:r>
+          </w:p>
+        </w:tc>
+      </w:tr>
+      <w:tr>
+        <w:tc>
+          <w:tcPr/>
+          <w:p>
+            <w:pPr>
+              <w:pStyle w:val="Compact"/>
+            </w:pPr>
+            <w:r>
+              <w:rPr>
+                <w:b/>
+                <w:bCs/>
+              </w:rPr>
+              <w:t xml:space="preserve">Parent LC’s SG (Pending)</w:t>
+            </w:r>
+          </w:p>
+        </w:tc>
+        <w:tc>
+          <w:tcPr/>
+          <w:p>
+            <w:pPr>
+              <w:pStyle w:val="Compact"/>
+            </w:pPr>
+            <w:r>
+              <w:rPr>
+                <w:b/>
+                <w:bCs/>
+              </w:rPr>
+              <w:t xml:space="preserve">unchanged</w:t>
+            </w:r>
+            <w:r>
+              <w:t xml:space="preserve"> </w:t>
+            </w:r>
+            <w:r>
+              <w:t xml:space="preserve">— a standalone (unmatched) PENDING redemption no longer subtracts here either, so this stays consistent with the combined total (§2’s own #8+#9=#4 invariant)</w:t>
+            </w:r>
+          </w:p>
+        </w:tc>
+        <w:tc>
+          <w:tcPr/>
+          <w:p>
+            <w:pPr>
+              <w:pStyle w:val="Compact"/>
+            </w:pPr>
+            <w:r>
+              <w:rPr>
+                <w:b/>
+                <w:bCs/>
+              </w:rPr>
+              <w:t xml:space="preserve">unchanged</w:t>
+            </w:r>
+          </w:p>
+        </w:tc>
+      </w:tr>
+      <w:tr>
+        <w:tc>
+          <w:tcPr/>
+          <w:p>
+            <w:pPr>
+              <w:pStyle w:val="Compact"/>
+            </w:pPr>
+            <w:r>
+              <w:rPr>
+                <w:b/>
+                <w:bCs/>
+              </w:rPr>
+              <w:t xml:space="preserve">Parent LC’s SG (Approved)</w:t>
+            </w:r>
+          </w:p>
+        </w:tc>
+        <w:tc>
+          <w:tcPr/>
+          <w:p>
+            <w:pPr>
+              <w:pStyle w:val="Compact"/>
+            </w:pPr>
+            <w:r>
+              <w:t xml:space="preserve">unaffected</w:t>
+            </w:r>
+          </w:p>
+        </w:tc>
+        <w:tc>
+          <w:tcPr/>
+          <w:p>
+            <w:pPr>
+              <w:pStyle w:val="Compact"/>
+            </w:pPr>
+            <w:r>
+              <w:rPr>
+                <w:b/>
+                <w:bCs/>
+              </w:rPr>
+              <w:t xml:space="preserve">−= ceilingAmount</w:t>
+            </w:r>
+            <w:r>
+              <w:t xml:space="preserve"> </w:t>
+            </w:r>
+            <w:r>
+              <w:t xml:space="preserve">— moves into the Approved (RELEASED) bucket</w:t>
+            </w:r>
+          </w:p>
+        </w:tc>
+      </w:tr>
+      <w:tr>
+        <w:tc>
+          <w:tcPr/>
+          <w:p>
+            <w:pPr>
+              <w:pStyle w:val="Compact"/>
+            </w:pPr>
+            <w:r>
+              <w:t xml:space="preserve">Parent LC’s Tight Available Balance</w:t>
+            </w:r>
+          </w:p>
+        </w:tc>
+        <w:tc>
+          <w:tcPr/>
+          <w:p>
+            <w:pPr>
+              <w:pStyle w:val="Compact"/>
+            </w:pPr>
+            <w:r>
+              <w:rPr>
+                <w:b/>
+                <w:bCs/>
+              </w:rPr>
+              <w:t xml:space="preserve">unchanged — no longer reacts at Submit</w:t>
+            </w:r>
+          </w:p>
+        </w:tc>
+        <w:tc>
+          <w:tcPr/>
+          <w:p>
+            <w:pPr>
+              <w:pStyle w:val="Compact"/>
+            </w:pPr>
+            <w:r>
+              <w:rPr>
+                <w:b/>
+                <w:bCs/>
+              </w:rPr>
               <w:t xml:space="preserve">+= ceilingAmount</w:t>
             </w:r>
             <w:r>
               <w:t xml:space="preserve"> </w:t>
             </w:r>
             <w:r>
-              <w:t xml:space="preserve">(Present Docs Earmark is 0 so far)</w:t>
-            </w:r>
-          </w:p>
-        </w:tc>
-        <w:tc>
-          <w:tcPr/>
-          <w:p>
-            <w:pPr>
-              <w:pStyle w:val="Compact"/>
-            </w:pPr>
-            <w:r>
-              <w:t xml:space="preserve">unchanged</w:t>
-            </w:r>
-          </w:p>
-        </w:tc>
-      </w:tr>
-      <w:tr>
-        <w:tc>
-          <w:tcPr/>
-          <w:p>
-            <w:pPr>
-              <w:pStyle w:val="Compact"/>
-            </w:pPr>
-            <w:r>
-              <w:t xml:space="preserve">Present Docs Earmark (Pending)</w:t>
-            </w:r>
-          </w:p>
-        </w:tc>
-        <w:tc>
-          <w:tcPr/>
-          <w:p>
-            <w:pPr>
-              <w:pStyle w:val="Compact"/>
-            </w:pPr>
-            <w:r>
-              <w:t xml:space="preserve">unaffected (no B3 presentation yet)</w:t>
-            </w:r>
-          </w:p>
-        </w:tc>
-        <w:tc>
-          <w:tcPr/>
-          <w:p>
-            <w:pPr>
-              <w:pStyle w:val="Compact"/>
-            </w:pPr>
-            <w:r>
-              <w:t xml:space="preserve">unaffected</w:t>
-            </w:r>
-          </w:p>
-        </w:tc>
-      </w:tr>
-      <w:tr>
-        <w:tc>
-          <w:tcPr/>
-          <w:p>
-            <w:pPr>
-              <w:pStyle w:val="Compact"/>
-            </w:pPr>
-            <w:r>
-              <w:t xml:space="preserve">Present Docs Earmark (Approved)</w:t>
-            </w:r>
-          </w:p>
-        </w:tc>
-        <w:tc>
-          <w:tcPr/>
-          <w:p>
-            <w:pPr>
-              <w:pStyle w:val="Compact"/>
-            </w:pPr>
-            <w:r>
-              <w:t xml:space="preserve">unaffected</w:t>
-            </w:r>
-          </w:p>
-        </w:tc>
-        <w:tc>
-          <w:tcPr/>
-          <w:p>
-            <w:pPr>
-              <w:pStyle w:val="Compact"/>
-            </w:pPr>
-            <w:r>
-              <w:t xml:space="preserve">unaffected</w:t>
-            </w:r>
-          </w:p>
-        </w:tc>
-      </w:tr>
-      <w:tr>
-        <w:tc>
-          <w:tcPr/>
-          <w:p>
-            <w:pPr>
-              <w:pStyle w:val="Compact"/>
-            </w:pPr>
-            <w:r>
-              <w:t xml:space="preserve">SG (Pending / Approved)</w:t>
-            </w:r>
-          </w:p>
-        </w:tc>
-        <w:tc>
-          <w:tcPr/>
-          <w:p>
-            <w:pPr>
-              <w:pStyle w:val="Compact"/>
-            </w:pPr>
-            <w:r>
-              <w:t xml:space="preserve">N/A — Export side</w:t>
+              <w:t xml:space="preserve">(reserved capacity genuinely released back)</w:t>
+            </w:r>
+          </w:p>
+        </w:tc>
+      </w:tr>
+      <w:tr>
+        <w:tc>
+          <w:tcPr/>
+          <w:p>
+            <w:pPr>
+              <w:pStyle w:val="Compact"/>
+            </w:pPr>
+            <w:r>
+              <w:t xml:space="preserve">Present Docs Earmark (P/A)</w:t>
             </w:r>
           </w:p>
         </w:tc>
@@ -9478,6 +11697,17 @@
             </w:r>
           </w:p>
         </w:tc>
+        <w:tc>
+          <w:tcPr/>
+          <w:p>
+            <w:pPr>
+              <w:pStyle w:val="Compact"/>
+            </w:pPr>
+            <w:r>
+              <w:t xml:space="preserve">N/A</w:t>
+            </w:r>
+          </w:p>
+        </w:tc>
       </w:tr>
       <w:tr>
         <w:tc>
@@ -9498,31 +11728,48 @@
               <w:pStyle w:val="Compact"/>
             </w:pPr>
             <w:r>
-              <w:t xml:space="preserve">N/A — Import-only concept</w:t>
-            </w:r>
-          </w:p>
-        </w:tc>
-        <w:tc>
-          <w:tcPr/>
-          <w:p>
-            <w:pPr>
-              <w:pStyle w:val="Compact"/>
-            </w:pPr>
-            <w:r>
               <w:t xml:space="preserve">N/A</w:t>
             </w:r>
           </w:p>
         </w:tc>
+        <w:tc>
+          <w:tcPr/>
+          <w:p>
+            <w:pPr>
+              <w:pStyle w:val="Compact"/>
+            </w:pPr>
+            <w:r>
+              <w:t xml:space="preserve">N/A</w:t>
+            </w:r>
+          </w:p>
+        </w:tc>
       </w:tr>
     </w:tbl>
-    <w:bookmarkEnd w:id="26"/>
-    <w:bookmarkStart w:id="29" w:name="X266d84da00734487b16644f1fe0649b6f14bab3"/>
+    <w:p>
+      <w:r>
+        <w:pict>
+          <v:rect style="width:0;height:1.5pt" o:hralign="center" o:hrstd="t" o:hr="t"/>
+        </w:pict>
+      </w:r>
+    </w:p>
+    <w:bookmarkEnd w:id="24"/>
+    <w:bookmarkEnd w:id="25"/>
+    <w:bookmarkStart w:id="33" w:name="export-confirmed-lc-functions-b1b5"/>
+    <w:p>
+      <w:pPr>
+        <w:pStyle w:val="Heading2"/>
+      </w:pPr>
+      <w:r>
+        <w:t xml:space="preserve">7. Export Confirmed LC Functions (B1–B5)</w:t>
+      </w:r>
+    </w:p>
+    <w:bookmarkStart w:id="26" w:name="b1-confirm-lc-eplc_confirmation-issue"/>
     <w:p>
       <w:pPr>
         <w:pStyle w:val="Heading3"/>
       </w:pPr>
       <w:r>
-        <w:t xml:space="preserve">B2 — Confirm LC Amendment (</w:t>
+        <w:t xml:space="preserve">B1 — Confirm LC (</w:t>
       </w:r>
       <w:r>
         <w:rPr>
@@ -9543,7 +11790,7 @@
         <w:rPr>
           <w:rStyle w:val="VerbatimChar"/>
         </w:rPr>
-        <w:t xml:space="preserve">AMEND</w:t>
+        <w:t xml:space="preserve">ISSUE</w:t>
       </w:r>
       <w:r>
         <w:t xml:space="preserve">)</w:t>
@@ -9554,119 +11801,13 @@
         <w:pStyle w:val="FirstParagraph"/>
       </w:pPr>
       <w:r>
-        <w:rPr>
-          <w:b/>
-          <w:bCs/>
-        </w:rPr>
-        <w:t xml:space="preserve">No separate</w:t>
-      </w:r>
-      <w:r>
-        <w:rPr>
-          <w:b/>
-          <w:bCs/>
-        </w:rPr>
-        <w:t xml:space="preserve"> </w:t>
-      </w:r>
-      <w:r>
-        <w:rPr>
-          <w:rStyle w:val="VerbatimChar"/>
-          <w:b/>
-          <w:bCs/>
-        </w:rPr>
-        <w:t xml:space="preserve">AMEND_INCREASE</w:t>
-      </w:r>
-      <w:r>
-        <w:rPr>
-          <w:b/>
-          <w:bCs/>
-        </w:rPr>
-        <w:t xml:space="preserve">/</w:t>
-      </w:r>
-      <w:r>
-        <w:rPr>
-          <w:rStyle w:val="VerbatimChar"/>
-          <w:b/>
-          <w:bCs/>
-        </w:rPr>
-        <w:t xml:space="preserve">AMEND_DECREASE</w:t>
-      </w:r>
-      <w:r>
-        <w:rPr>
-          <w:b/>
-          <w:bCs/>
-        </w:rPr>
-        <w:t xml:space="preserve"> </w:t>
-      </w:r>
-      <w:r>
-        <w:rPr>
-          <w:b/>
-          <w:bCs/>
-        </w:rPr>
-        <w:t xml:space="preserve">movementType</w:t>
-      </w:r>
-      <w:r>
-        <w:t xml:space="preserve"> </w:t>
-      </w:r>
-      <w:r>
-        <w:t xml:space="preserve">— the UI’s own Direction picker sets the</w:t>
-      </w:r>
-      <w:r>
-        <w:t xml:space="preserve"> </w:t>
-      </w:r>
-      <w:r>
-        <w:rPr>
-          <w:b/>
-          <w:bCs/>
-        </w:rPr>
-        <w:t xml:space="preserve">sign</w:t>
-      </w:r>
-      <w:r>
-        <w:t xml:space="preserve"> </w:t>
-      </w:r>
-      <w:r>
-        <w:t xml:space="preserve">of the submitted</w:t>
-      </w:r>
-      <w:r>
-        <w:t xml:space="preserve"> </w:t>
-      </w:r>
-      <w:r>
-        <w:rPr>
-          <w:rStyle w:val="VerbatimChar"/>
-        </w:rPr>
-        <w:t xml:space="preserve">amount</w:t>
-      </w:r>
-      <w:r>
-        <w:t xml:space="preserve"> </w:t>
-      </w:r>
-      <w:r>
-        <w:t xml:space="preserve">(positive = Increase, negative = Decrease); the wire request always</w:t>
-      </w:r>
-      <w:r>
-        <w:t xml:space="preserve"> </w:t>
-      </w:r>
-      <w:r>
-        <w:t xml:space="preserve">carries</w:t>
-      </w:r>
-      <w:r>
-        <w:t xml:space="preserve"> </w:t>
-      </w:r>
-      <w:r>
-        <w:rPr>
-          <w:rStyle w:val="VerbatimChar"/>
-        </w:rPr>
-        <w:t xml:space="preserve">movementType: 'AMEND'</w:t>
-      </w:r>
-      <w:r>
-        <w:t xml:space="preserve">. Tolerance applies to the (signed) amount either way.</w:t>
-      </w:r>
-    </w:p>
-    <w:bookmarkStart w:id="27" w:name="b2-increase"/>
-    <w:p>
-      <w:pPr>
-        <w:pStyle w:val="Heading4"/>
-      </w:pPr>
-      <w:r>
-        <w:t xml:space="preserve">B2 — Increase</w:t>
+        <w:t xml:space="preserve">Establishes the confirming bank’s own contingent (CONF LIAB). Tolerance applies — identical mechanics</w:t>
+      </w:r>
+      <w:r>
+        <w:t xml:space="preserve"> </w:t>
+      </w:r>
+      <w:r>
+        <w:t xml:space="preserve">to A1, on a different instrumentType.</w:t>
       </w:r>
     </w:p>
     <w:tbl>
@@ -9860,6 +12001,12 @@
               </w:rPr>
               <w:t xml:space="preserve">null</w:t>
             </w:r>
+            <w:r>
+              <w:t xml:space="preserve"> </w:t>
+            </w:r>
+            <w:r>
+              <w:t xml:space="preserve">(Import-only figure)</w:t>
+            </w:r>
           </w:p>
         </w:tc>
         <w:tc>
@@ -9886,6 +12033,17 @@
             </w:pPr>
             <w:r>
               <w:t xml:space="preserve">Tight Available Balance</w:t>
+            </w:r>
+          </w:p>
+        </w:tc>
+        <w:tc>
+          <w:tcPr/>
+          <w:p>
+            <w:pPr>
+              <w:pStyle w:val="Compact"/>
+            </w:pPr>
+            <w:r>
+              <w:t xml:space="preserve">unchanged (2026-08-20: tracks Confirmed now, not Available)</w:t>
             </w:r>
           </w:p>
         </w:tc>
@@ -9904,38 +12062,27 @@
             </w:r>
           </w:p>
         </w:tc>
-        <w:tc>
-          <w:tcPr/>
-          <w:p>
-            <w:pPr>
-              <w:pStyle w:val="Compact"/>
-            </w:pPr>
-            <w:r>
-              <w:t xml:space="preserve">unchanged</w:t>
-            </w:r>
-          </w:p>
-        </w:tc>
-      </w:tr>
-      <w:tr>
-        <w:tc>
-          <w:tcPr/>
-          <w:p>
-            <w:pPr>
-              <w:pStyle w:val="Compact"/>
-            </w:pPr>
-            <w:r>
-              <w:t xml:space="preserve">Present Docs Earmark (P/A)</w:t>
-            </w:r>
-          </w:p>
-        </w:tc>
-        <w:tc>
-          <w:tcPr/>
-          <w:p>
-            <w:pPr>
-              <w:pStyle w:val="Compact"/>
-            </w:pPr>
-            <w:r>
-              <w:t xml:space="preserve">unaffected by this movement</w:t>
+      </w:tr>
+      <w:tr>
+        <w:tc>
+          <w:tcPr/>
+          <w:p>
+            <w:pPr>
+              <w:pStyle w:val="Compact"/>
+            </w:pPr>
+            <w:r>
+              <w:t xml:space="preserve">Present Docs Earmark (Pending)</w:t>
+            </w:r>
+          </w:p>
+        </w:tc>
+        <w:tc>
+          <w:tcPr/>
+          <w:p>
+            <w:pPr>
+              <w:pStyle w:val="Compact"/>
+            </w:pPr>
+            <w:r>
+              <w:t xml:space="preserve">unaffected (no B3 presentation yet)</w:t>
             </w:r>
           </w:p>
         </w:tc>
@@ -9959,6 +12106,41 @@
               <w:pStyle w:val="Compact"/>
             </w:pPr>
             <w:r>
+              <w:t xml:space="preserve">Present Docs Earmark (Approved)</w:t>
+            </w:r>
+          </w:p>
+        </w:tc>
+        <w:tc>
+          <w:tcPr/>
+          <w:p>
+            <w:pPr>
+              <w:pStyle w:val="Compact"/>
+            </w:pPr>
+            <w:r>
+              <w:t xml:space="preserve">unaffected</w:t>
+            </w:r>
+          </w:p>
+        </w:tc>
+        <w:tc>
+          <w:tcPr/>
+          <w:p>
+            <w:pPr>
+              <w:pStyle w:val="Compact"/>
+            </w:pPr>
+            <w:r>
+              <w:t xml:space="preserve">unaffected</w:t>
+            </w:r>
+          </w:p>
+        </w:tc>
+      </w:tr>
+      <w:tr>
+        <w:tc>
+          <w:tcPr/>
+          <w:p>
+            <w:pPr>
+              <w:pStyle w:val="Compact"/>
+            </w:pPr>
+            <w:r>
               <w:t xml:space="preserve">SG (Pending / Approved)</w:t>
             </w:r>
           </w:p>
@@ -9970,10 +12152,45 @@
               <w:pStyle w:val="Compact"/>
             </w:pPr>
             <w:r>
+              <w:t xml:space="preserve">N/A — Export side</w:t>
+            </w:r>
+          </w:p>
+        </w:tc>
+        <w:tc>
+          <w:tcPr/>
+          <w:p>
+            <w:pPr>
+              <w:pStyle w:val="Compact"/>
+            </w:pPr>
+            <w:r>
               <w:t xml:space="preserve">N/A</w:t>
             </w:r>
           </w:p>
         </w:tc>
+      </w:tr>
+      <w:tr>
+        <w:tc>
+          <w:tcPr/>
+          <w:p>
+            <w:pPr>
+              <w:pStyle w:val="Compact"/>
+            </w:pPr>
+            <w:r>
+              <w:t xml:space="preserve">Document Arrival (Pending / Approved)</w:t>
+            </w:r>
+          </w:p>
+        </w:tc>
+        <w:tc>
+          <w:tcPr/>
+          <w:p>
+            <w:pPr>
+              <w:pStyle w:val="Compact"/>
+            </w:pPr>
+            <w:r>
+              <w:t xml:space="preserve">N/A — Import-only concept</w:t>
+            </w:r>
+          </w:p>
+        </w:tc>
         <w:tc>
           <w:tcPr/>
           <w:p>
@@ -9986,50 +12203,159 @@
           </w:p>
         </w:tc>
       </w:tr>
-      <w:tr>
-        <w:tc>
-          <w:tcPr/>
-          <w:p>
-            <w:pPr>
-              <w:pStyle w:val="Compact"/>
-            </w:pPr>
-            <w:r>
-              <w:t xml:space="preserve">Document Arrival (Pending / Approved)</w:t>
-            </w:r>
-          </w:p>
-        </w:tc>
-        <w:tc>
-          <w:tcPr/>
-          <w:p>
-            <w:pPr>
-              <w:pStyle w:val="Compact"/>
-            </w:pPr>
-            <w:r>
-              <w:t xml:space="preserve">N/A</w:t>
-            </w:r>
-          </w:p>
-        </w:tc>
-        <w:tc>
-          <w:tcPr/>
-          <w:p>
-            <w:pPr>
-              <w:pStyle w:val="Compact"/>
-            </w:pPr>
-            <w:r>
-              <w:t xml:space="preserve">N/A</w:t>
-            </w:r>
-          </w:p>
-        </w:tc>
-      </w:tr>
     </w:tbl>
-    <w:bookmarkEnd w:id="27"/>
-    <w:bookmarkStart w:id="28" w:name="b2-decrease"/>
+    <w:bookmarkEnd w:id="26"/>
+    <w:bookmarkStart w:id="29" w:name="X266d84da00734487b16644f1fe0649b6f14bab3"/>
+    <w:p>
+      <w:pPr>
+        <w:pStyle w:val="Heading3"/>
+      </w:pPr>
+      <w:r>
+        <w:t xml:space="preserve">B2 — Confirm LC Amendment (</w:t>
+      </w:r>
+      <w:r>
+        <w:rPr>
+          <w:rStyle w:val="VerbatimChar"/>
+        </w:rPr>
+        <w:t xml:space="preserve">EPLC_CONFIRMATION</w:t>
+      </w:r>
+      <w:r>
+        <w:t xml:space="preserve"> </w:t>
+      </w:r>
+      <w:r>
+        <w:t xml:space="preserve">/</w:t>
+      </w:r>
+      <w:r>
+        <w:t xml:space="preserve"> </w:t>
+      </w:r>
+      <w:r>
+        <w:rPr>
+          <w:rStyle w:val="VerbatimChar"/>
+        </w:rPr>
+        <w:t xml:space="preserve">AMEND</w:t>
+      </w:r>
+      <w:r>
+        <w:t xml:space="preserve">)</w:t>
+      </w:r>
+    </w:p>
+    <w:p>
+      <w:pPr>
+        <w:pStyle w:val="FirstParagraph"/>
+      </w:pPr>
+      <w:r>
+        <w:rPr>
+          <w:b/>
+          <w:bCs/>
+        </w:rPr>
+        <w:t xml:space="preserve">No separate</w:t>
+      </w:r>
+      <w:r>
+        <w:rPr>
+          <w:b/>
+          <w:bCs/>
+        </w:rPr>
+        <w:t xml:space="preserve"> </w:t>
+      </w:r>
+      <w:r>
+        <w:rPr>
+          <w:rStyle w:val="VerbatimChar"/>
+          <w:b/>
+          <w:bCs/>
+        </w:rPr>
+        <w:t xml:space="preserve">AMEND_INCREASE</w:t>
+      </w:r>
+      <w:r>
+        <w:rPr>
+          <w:b/>
+          <w:bCs/>
+        </w:rPr>
+        <w:t xml:space="preserve">/</w:t>
+      </w:r>
+      <w:r>
+        <w:rPr>
+          <w:rStyle w:val="VerbatimChar"/>
+          <w:b/>
+          <w:bCs/>
+        </w:rPr>
+        <w:t xml:space="preserve">AMEND_DECREASE</w:t>
+      </w:r>
+      <w:r>
+        <w:rPr>
+          <w:b/>
+          <w:bCs/>
+        </w:rPr>
+        <w:t xml:space="preserve"> </w:t>
+      </w:r>
+      <w:r>
+        <w:rPr>
+          <w:b/>
+          <w:bCs/>
+        </w:rPr>
+        <w:t xml:space="preserve">movementType</w:t>
+      </w:r>
+      <w:r>
+        <w:t xml:space="preserve"> </w:t>
+      </w:r>
+      <w:r>
+        <w:t xml:space="preserve">— the UI’s own Direction picker sets the</w:t>
+      </w:r>
+      <w:r>
+        <w:t xml:space="preserve"> </w:t>
+      </w:r>
+      <w:r>
+        <w:rPr>
+          <w:b/>
+          <w:bCs/>
+        </w:rPr>
+        <w:t xml:space="preserve">sign</w:t>
+      </w:r>
+      <w:r>
+        <w:t xml:space="preserve"> </w:t>
+      </w:r>
+      <w:r>
+        <w:t xml:space="preserve">of the submitted</w:t>
+      </w:r>
+      <w:r>
+        <w:t xml:space="preserve"> </w:t>
+      </w:r>
+      <w:r>
+        <w:rPr>
+          <w:rStyle w:val="VerbatimChar"/>
+        </w:rPr>
+        <w:t xml:space="preserve">amount</w:t>
+      </w:r>
+      <w:r>
+        <w:t xml:space="preserve"> </w:t>
+      </w:r>
+      <w:r>
+        <w:t xml:space="preserve">(positive = Increase, negative = Decrease); the wire request always</w:t>
+      </w:r>
+      <w:r>
+        <w:t xml:space="preserve"> </w:t>
+      </w:r>
+      <w:r>
+        <w:t xml:space="preserve">carries</w:t>
+      </w:r>
+      <w:r>
+        <w:t xml:space="preserve"> </w:t>
+      </w:r>
+      <w:r>
+        <w:rPr>
+          <w:rStyle w:val="VerbatimChar"/>
+        </w:rPr>
+        <w:t xml:space="preserve">movementType: 'AMEND'</w:t>
+      </w:r>
+      <w:r>
+        <w:t xml:space="preserve">. Tolerance applies to the (signed) amount either way.</w:t>
+      </w:r>
+    </w:p>
+    <w:bookmarkStart w:id="27" w:name="b2-increase"/>
     <w:p>
       <w:pPr>
         <w:pStyle w:val="Heading4"/>
       </w:pPr>
       <w:r>
-        <w:t xml:space="preserve">B2 — Decrease</w:t>
+        <w:t xml:space="preserve">B2 — Increase</w:t>
       </w:r>
     </w:p>
     <w:tbl>
@@ -10116,7 +12442,7 @@
                 <w:b/>
                 <w:bCs/>
               </w:rPr>
-              <w:t xml:space="preserve">−= ceilingAmount</w:t>
+              <w:t xml:space="preserve">+= ceilingAmount</w:t>
             </w:r>
           </w:p>
         </w:tc>
@@ -10144,7 +12470,7 @@
                 <w:b/>
                 <w:bCs/>
               </w:rPr>
-              <w:t xml:space="preserve">−= ceilingAmount</w:t>
+              <w:t xml:space="preserve">+= ceilingAmount</w:t>
             </w:r>
           </w:p>
         </w:tc>
@@ -10183,7 +12509,7 @@
                 <w:b/>
                 <w:bCs/>
               </w:rPr>
-              <w:t xml:space="preserve">−= ceilingAmount</w:t>
+              <w:t xml:space="preserve">+= ceilingAmount</w:t>
             </w:r>
           </w:p>
         </w:tc>
@@ -10249,6 +12575,17 @@
             </w:pPr>
             <w:r>
               <w:t xml:space="preserve">Tight Available Balance</w:t>
+            </w:r>
+          </w:p>
+        </w:tc>
+        <w:tc>
+          <w:tcPr/>
+          <w:p>
+            <w:pPr>
+              <w:pStyle w:val="Compact"/>
+            </w:pPr>
+            <w:r>
+              <w:t xml:space="preserve">unchanged (2026-08-20: tracks Confirmed now, not Available)</w:t>
             </w:r>
           </w:p>
         </w:tc>
@@ -10263,7 +12600,443 @@
                 <w:b/>
                 <w:bCs/>
               </w:rPr>
+              <w:t xml:space="preserve">+= ceilingAmount</w:t>
+            </w:r>
+          </w:p>
+        </w:tc>
+      </w:tr>
+      <w:tr>
+        <w:tc>
+          <w:tcPr/>
+          <w:p>
+            <w:pPr>
+              <w:pStyle w:val="Compact"/>
+            </w:pPr>
+            <w:r>
+              <w:t xml:space="preserve">Present Docs Earmark (P/A)</w:t>
+            </w:r>
+          </w:p>
+        </w:tc>
+        <w:tc>
+          <w:tcPr/>
+          <w:p>
+            <w:pPr>
+              <w:pStyle w:val="Compact"/>
+            </w:pPr>
+            <w:r>
+              <w:t xml:space="preserve">unaffected by this movement</w:t>
+            </w:r>
+          </w:p>
+        </w:tc>
+        <w:tc>
+          <w:tcPr/>
+          <w:p>
+            <w:pPr>
+              <w:pStyle w:val="Compact"/>
+            </w:pPr>
+            <w:r>
+              <w:t xml:space="preserve">unaffected</w:t>
+            </w:r>
+          </w:p>
+        </w:tc>
+      </w:tr>
+      <w:tr>
+        <w:tc>
+          <w:tcPr/>
+          <w:p>
+            <w:pPr>
+              <w:pStyle w:val="Compact"/>
+            </w:pPr>
+            <w:r>
+              <w:t xml:space="preserve">SG (Pending / Approved)</w:t>
+            </w:r>
+          </w:p>
+        </w:tc>
+        <w:tc>
+          <w:tcPr/>
+          <w:p>
+            <w:pPr>
+              <w:pStyle w:val="Compact"/>
+            </w:pPr>
+            <w:r>
+              <w:t xml:space="preserve">N/A</w:t>
+            </w:r>
+          </w:p>
+        </w:tc>
+        <w:tc>
+          <w:tcPr/>
+          <w:p>
+            <w:pPr>
+              <w:pStyle w:val="Compact"/>
+            </w:pPr>
+            <w:r>
+              <w:t xml:space="preserve">N/A</w:t>
+            </w:r>
+          </w:p>
+        </w:tc>
+      </w:tr>
+      <w:tr>
+        <w:tc>
+          <w:tcPr/>
+          <w:p>
+            <w:pPr>
+              <w:pStyle w:val="Compact"/>
+            </w:pPr>
+            <w:r>
+              <w:t xml:space="preserve">Document Arrival (Pending / Approved)</w:t>
+            </w:r>
+          </w:p>
+        </w:tc>
+        <w:tc>
+          <w:tcPr/>
+          <w:p>
+            <w:pPr>
+              <w:pStyle w:val="Compact"/>
+            </w:pPr>
+            <w:r>
+              <w:t xml:space="preserve">N/A</w:t>
+            </w:r>
+          </w:p>
+        </w:tc>
+        <w:tc>
+          <w:tcPr/>
+          <w:p>
+            <w:pPr>
+              <w:pStyle w:val="Compact"/>
+            </w:pPr>
+            <w:r>
+              <w:t xml:space="preserve">N/A</w:t>
+            </w:r>
+          </w:p>
+        </w:tc>
+      </w:tr>
+    </w:tbl>
+    <w:bookmarkEnd w:id="27"/>
+    <w:bookmarkStart w:id="28" w:name="b2-decrease"/>
+    <w:p>
+      <w:pPr>
+        <w:pStyle w:val="Heading4"/>
+      </w:pPr>
+      <w:r>
+        <w:t xml:space="preserve">B2 — Decrease</w:t>
+      </w:r>
+    </w:p>
+    <w:p>
+      <w:pPr>
+        <w:pStyle w:val="FirstParagraph"/>
+      </w:pPr>
+      <w:r>
+        <w:t xml:space="preserve">Sufficiency gap closed 2026-08-20 — see §4’s own note: this direction now runs the same floor check as</w:t>
+      </w:r>
+      <w:r>
+        <w:t xml:space="preserve"> </w:t>
+      </w:r>
+      <w:r>
+        <w:t xml:space="preserve">A2’s own</w:t>
+      </w:r>
+      <w:r>
+        <w:t xml:space="preserve"> </w:t>
+      </w:r>
+      <w:r>
+        <w:rPr>
+          <w:rStyle w:val="VerbatimChar"/>
+        </w:rPr>
+        <w:t xml:space="preserve">AMEND_DECREASE</w:t>
+      </w:r>
+      <w:r>
+        <w:t xml:space="preserve"> </w:t>
+      </w:r>
+      <w:r>
+        <w:t xml:space="preserve">(</w:t>
+      </w:r>
+      <w:r>
+        <w:rPr>
+          <w:rStyle w:val="VerbatimChar"/>
+        </w:rPr>
+        <w:t xml:space="preserve">checkAmendDecreaseSufficiency</w:t>
+      </w:r>
+      <w:r>
+        <w:t xml:space="preserve">, by magnitude), previously ungated entirely —</w:t>
+      </w:r>
+      <w:r>
+        <w:t xml:space="preserve"> </w:t>
+      </w:r>
+      <w:r>
+        <w:t xml:space="preserve">checked against</w:t>
+      </w:r>
+      <w:r>
+        <w:t xml:space="preserve"> </w:t>
+      </w:r>
+      <w:r>
+        <w:rPr>
+          <w:b/>
+          <w:bCs/>
+        </w:rPr>
+        <w:t xml:space="preserve">Tight</w:t>
+      </w:r>
+      <w:r>
+        <w:t xml:space="preserve"> </w:t>
+      </w:r>
+      <w:r>
+        <w:t xml:space="preserve">Available Balance (Confirmed minus still-PENDING decreases minus the</w:t>
+      </w:r>
+      <w:r>
+        <w:t xml:space="preserve"> </w:t>
+      </w:r>
+      <w:r>
+        <w:t xml:space="preserve">Confirmation’s own Present Docs Earmark), not plain Available Balance (§4’s own</w:t>
+      </w:r>
+      <w:r>
+        <w:t xml:space="preserve"> </w:t>
+      </w:r>
+      <w:r>
+        <w:t xml:space="preserve">“Basis tightened”</w:t>
+      </w:r>
+      <w:r>
+        <w:t xml:space="preserve"> </w:t>
+      </w:r>
+      <w:r>
+        <w:t xml:space="preserve">note).</w:t>
+      </w:r>
+    </w:p>
+    <w:tbl>
+      <w:tblPr>
+        <w:tblStyle w:val="Table"/>
+        <w:tblW w:type="pct" w:w="5000"/>
+        <w:tblLayout w:type="fixed"/>
+        <w:tblLook w:firstRow="1" w:lastRow="0" w:firstColumn="0" w:lastColumn="0" w:noHBand="0" w:noVBand="0" w:val="0020"/>
+      </w:tblPr>
+      <w:tblGrid>
+        <w:gridCol w:w="2640"/>
+        <w:gridCol w:w="2640"/>
+        <w:gridCol w:w="2640"/>
+      </w:tblGrid>
+      <w:tr>
+        <w:trPr>
+          <w:tblHeader w:val="on"/>
+        </w:trPr>
+        <w:tc>
+          <w:tcPr/>
+          <w:p>
+            <w:pPr>
+              <w:pStyle w:val="Compact"/>
+            </w:pPr>
+            <w:r>
+              <w:t xml:space="preserve">Figure</w:t>
+            </w:r>
+          </w:p>
+        </w:tc>
+        <w:tc>
+          <w:tcPr/>
+          <w:p>
+            <w:pPr>
+              <w:pStyle w:val="Compact"/>
+            </w:pPr>
+            <w:r>
+              <w:t xml:space="preserve">At Submit (PENDING)</w:t>
+            </w:r>
+          </w:p>
+        </w:tc>
+        <w:tc>
+          <w:tcPr/>
+          <w:p>
+            <w:pPr>
+              <w:pStyle w:val="Compact"/>
+            </w:pPr>
+            <w:r>
+              <w:t xml:space="preserve">At Approved (RELEASED)</w:t>
+            </w:r>
+          </w:p>
+        </w:tc>
+      </w:tr>
+      <w:tr>
+        <w:tc>
+          <w:tcPr/>
+          <w:p>
+            <w:pPr>
+              <w:pStyle w:val="Compact"/>
+            </w:pPr>
+            <w:r>
+              <w:t xml:space="preserve">Confirmed Balance</w:t>
+            </w:r>
+          </w:p>
+        </w:tc>
+        <w:tc>
+          <w:tcPr/>
+          <w:p>
+            <w:pPr>
+              <w:pStyle w:val="Compact"/>
+            </w:pPr>
+            <w:r>
+              <w:t xml:space="preserve">unchanged</w:t>
+            </w:r>
+          </w:p>
+        </w:tc>
+        <w:tc>
+          <w:tcPr/>
+          <w:p>
+            <w:pPr>
+              <w:pStyle w:val="Compact"/>
+            </w:pPr>
+            <w:r>
+              <w:rPr>
+                <w:b/>
+                <w:bCs/>
+              </w:rPr>
               <w:t xml:space="preserve">−= ceilingAmount</w:t>
+            </w:r>
+          </w:p>
+        </w:tc>
+      </w:tr>
+      <w:tr>
+        <w:tc>
+          <w:tcPr/>
+          <w:p>
+            <w:pPr>
+              <w:pStyle w:val="Compact"/>
+            </w:pPr>
+            <w:r>
+              <w:t xml:space="preserve">Available Balance</w:t>
+            </w:r>
+          </w:p>
+        </w:tc>
+        <w:tc>
+          <w:tcPr/>
+          <w:p>
+            <w:pPr>
+              <w:pStyle w:val="Compact"/>
+            </w:pPr>
+            <w:r>
+              <w:rPr>
+                <w:b/>
+                <w:bCs/>
+              </w:rPr>
+              <w:t xml:space="preserve">−= ceilingAmount</w:t>
+            </w:r>
+          </w:p>
+        </w:tc>
+        <w:tc>
+          <w:tcPr/>
+          <w:p>
+            <w:pPr>
+              <w:pStyle w:val="Compact"/>
+            </w:pPr>
+            <w:r>
+              <w:t xml:space="preserve">unchanged (already reflected)</w:t>
+            </w:r>
+          </w:p>
+        </w:tc>
+      </w:tr>
+      <w:tr>
+        <w:tc>
+          <w:tcPr/>
+          <w:p>
+            <w:pPr>
+              <w:pStyle w:val="Compact"/>
+            </w:pPr>
+            <w:r>
+              <w:t xml:space="preserve">Pending Earmark Total</w:t>
+            </w:r>
+          </w:p>
+        </w:tc>
+        <w:tc>
+          <w:tcPr/>
+          <w:p>
+            <w:pPr>
+              <w:pStyle w:val="Compact"/>
+            </w:pPr>
+            <w:r>
+              <w:rPr>
+                <w:b/>
+                <w:bCs/>
+              </w:rPr>
+              <w:t xml:space="preserve">−= ceilingAmount</w:t>
+            </w:r>
+          </w:p>
+        </w:tc>
+        <w:tc>
+          <w:tcPr/>
+          <w:p>
+            <w:pPr>
+              <w:pStyle w:val="Compact"/>
+            </w:pPr>
+            <w:r>
+              <w:t xml:space="preserve">reverts to 0</w:t>
+            </w:r>
+          </w:p>
+        </w:tc>
+      </w:tr>
+      <w:tr>
+        <w:tc>
+          <w:tcPr/>
+          <w:p>
+            <w:pPr>
+              <w:pStyle w:val="Compact"/>
+            </w:pPr>
+            <w:r>
+              <w:t xml:space="preserve">Off-Balance Exposure</w:t>
+            </w:r>
+          </w:p>
+        </w:tc>
+        <w:tc>
+          <w:tcPr/>
+          <w:p>
+            <w:pPr>
+              <w:pStyle w:val="Compact"/>
+            </w:pPr>
+            <w:r>
+              <w:rPr>
+                <w:rStyle w:val="VerbatimChar"/>
+              </w:rPr>
+              <w:t xml:space="preserve">null</w:t>
+            </w:r>
+          </w:p>
+        </w:tc>
+        <w:tc>
+          <w:tcPr/>
+          <w:p>
+            <w:pPr>
+              <w:pStyle w:val="Compact"/>
+            </w:pPr>
+            <w:r>
+              <w:rPr>
+                <w:rStyle w:val="VerbatimChar"/>
+              </w:rPr>
+              <w:t xml:space="preserve">null</w:t>
+            </w:r>
+          </w:p>
+        </w:tc>
+      </w:tr>
+      <w:tr>
+        <w:tc>
+          <w:tcPr/>
+          <w:p>
+            <w:pPr>
+              <w:pStyle w:val="Compact"/>
+            </w:pPr>
+            <w:r>
+              <w:t xml:space="preserve">Tight Available Balance</w:t>
+            </w:r>
+          </w:p>
+        </w:tc>
+        <w:tc>
+          <w:tcPr/>
+          <w:p>
+            <w:pPr>
+              <w:pStyle w:val="Compact"/>
+            </w:pPr>
+            <w:r>
+              <w:rPr>
+                <w:b/>
+                <w:bCs/>
+              </w:rPr>
+              <w:t xml:space="preserve">−= ceilingAmount</w:t>
+            </w:r>
+            <w:r>
+              <w:t xml:space="preserve"> </w:t>
+            </w:r>
+            <w:r>
+              <w:t xml:space="preserve">(unaffected by the 2026-08-20 formula change — a decrease still occupies Tight from Submit, via Pending Decrease Total)</w:t>
             </w:r>
           </w:p>
         </w:tc>
@@ -11035,7 +13808,72 @@
         <w:t xml:space="preserve"> </w:t>
       </w:r>
       <w:r>
-        <w:t xml:space="preserve">only ever changes at genuine Submit or genuine B4-consumption — never at B3’s own Release.</w:t>
+        <w:t xml:space="preserve">only ever</w:t>
+      </w:r>
+      <w:r>
+        <w:t xml:space="preserve"> </w:t>
+      </w:r>
+      <w:r>
+        <w:rPr>
+          <w:i/>
+          <w:iCs/>
+        </w:rPr>
+        <w:t xml:space="preserve">genuinely</w:t>
+      </w:r>
+      <w:r>
+        <w:t xml:space="preserve"> </w:t>
+      </w:r>
+      <w:r>
+        <w:t xml:space="preserve">changes at Submit or genuine B4-consumption — never at B3’s own Release. The</w:t>
+      </w:r>
+      <w:r>
+        <w:t xml:space="preserve"> </w:t>
+      </w:r>
+      <w:r>
+        <w:rPr>
+          <w:b/>
+          <w:bCs/>
+        </w:rPr>
+        <w:t xml:space="preserve">displayed</w:t>
+      </w:r>
+      <w:r>
+        <w:t xml:space="preserve"> </w:t>
+      </w:r>
+      <w:r>
+        <w:t xml:space="preserve">Approved figure can additionally read provisionally lower, from B4’s own Submit onward,</w:t>
+      </w:r>
+      <w:r>
+        <w:t xml:space="preserve"> </w:t>
+      </w:r>
+      <w:r>
+        <w:t xml:space="preserve">if a still-PENDING B4 already references this exact record (see the banner note and B4’s own table</w:t>
+      </w:r>
+      <w:r>
+        <w:t xml:space="preserve"> </w:t>
+      </w:r>
+      <w:r>
+        <w:t xml:space="preserve">below) — display-only, reversed automatically if that B4 is later rejected/cancelled since nothing is</w:t>
+      </w:r>
+      <w:r>
+        <w:t xml:space="preserve"> </w:t>
+      </w:r>
+      <w:r>
+        <w:t xml:space="preserve">actually written to</w:t>
+      </w:r>
+      <w:r>
+        <w:t xml:space="preserve"> </w:t>
+      </w:r>
+      <w:r>
+        <w:rPr>
+          <w:rStyle w:val="VerbatimChar"/>
+        </w:rPr>
+        <w:t xml:space="preserve">presentDocsConsumedAt</w:t>
+      </w:r>
+      <w:r>
+        <w:t xml:space="preserve"> </w:t>
+      </w:r>
+      <w:r>
+        <w:t xml:space="preserve">until B4’s genuine Release.</w:t>
       </w:r>
     </w:p>
     <w:bookmarkEnd w:id="30"/>
@@ -11744,87 +14582,44 @@
               <w:pStyle w:val="Compact"/>
             </w:pPr>
             <w:r>
-              <w:t xml:space="preserve">unaffected</w:t>
-            </w:r>
-          </w:p>
-        </w:tc>
-        <w:tc>
-          <w:tcPr/>
-          <w:p>
-            <w:pPr>
-              <w:pStyle w:val="Compact"/>
-            </w:pPr>
-            <w:r>
               <w:rPr>
                 <w:b/>
                 <w:bCs/>
               </w:rPr>
-              <w:t xml:space="preserve">−= B3’s own ceilingAmount</w:t>
+              <w:t xml:space="preserve">displays as if −= B3’s own ceilingAmount already</w:t>
             </w:r>
             <w:r>
               <w:t xml:space="preserve"> </w:t>
             </w:r>
             <w:r>
-              <w:t xml:space="preserve">(the picked presentation is finally consumed)</w:t>
-            </w:r>
-          </w:p>
-        </w:tc>
-      </w:tr>
-      <w:tr>
-        <w:tc>
-          <w:tcPr/>
-          <w:p>
-            <w:pPr>
-              <w:pStyle w:val="Compact"/>
-            </w:pPr>
-            <w:r>
-              <w:t xml:space="preserve">Confirmation’s Present Docs Earmark (Pending)</w:t>
-            </w:r>
-          </w:p>
-        </w:tc>
-        <w:tc>
-          <w:tcPr/>
-          <w:p>
-            <w:pPr>
-              <w:pStyle w:val="Compact"/>
-            </w:pPr>
-            <w:r>
-              <w:t xml:space="preserve">unaffected — B3’s own presentation was already RELEASED before B4 picked it</w:t>
-            </w:r>
-          </w:p>
-        </w:tc>
-        <w:tc>
-          <w:tcPr/>
-          <w:p>
-            <w:pPr>
-              <w:pStyle w:val="Compact"/>
-            </w:pPr>
-            <w:r>
-              <w:t xml:space="preserve">unaffected</w:t>
-            </w:r>
-          </w:p>
-        </w:tc>
-      </w:tr>
-      <w:tr>
-        <w:tc>
-          <w:tcPr/>
-          <w:p>
-            <w:pPr>
-              <w:pStyle w:val="Compact"/>
-            </w:pPr>
-            <w:r>
-              <w:t xml:space="preserve">Confirmation’s Tight Available Balance</w:t>
-            </w:r>
-          </w:p>
-        </w:tc>
-        <w:tc>
-          <w:tcPr/>
-          <w:p>
-            <w:pPr>
-              <w:pStyle w:val="Compact"/>
-            </w:pPr>
-            <w:r>
-              <w:t xml:space="preserve">unaffected at Submit by this function</w:t>
+              <w:t xml:space="preserve">(provisional,</w:t>
+            </w:r>
+            <w:r>
+              <w:t xml:space="preserve"> </w:t>
+            </w:r>
+            <w:r>
+              <w:rPr>
+                <w:rStyle w:val="VerbatimChar"/>
+              </w:rPr>
+              <w:t xml:space="preserve">assembleSnapshot()</w:t>
+            </w:r>
+            <w:r>
+              <w:t xml:space="preserve">-only, per the banner note above —</w:t>
+            </w:r>
+            <w:r>
+              <w:t xml:space="preserve"> </w:t>
+            </w:r>
+            <w:r>
+              <w:rPr>
+                <w:rStyle w:val="VerbatimChar"/>
+              </w:rPr>
+              <w:t xml:space="preserve">presentDocsConsumedAt</w:t>
+            </w:r>
+            <w:r>
+              <w:t xml:space="preserve"> </w:t>
+            </w:r>
+            <w:r>
+              <w:t xml:space="preserve">itself is not yet written)</w:t>
             </w:r>
           </w:p>
         </w:tc>
@@ -11839,129 +14634,311 @@
                 <w:b/>
                 <w:bCs/>
               </w:rPr>
+              <w:t xml:space="preserve">−= B3’s own ceilingAmount</w:t>
+            </w:r>
+            <w:r>
+              <w:t xml:space="preserve">, now genuine (</w:t>
+            </w:r>
+            <w:r>
+              <w:rPr>
+                <w:rStyle w:val="VerbatimChar"/>
+              </w:rPr>
+              <w:t xml:space="preserve">presentDocsConsumedAt</w:t>
+            </w:r>
+            <w:r>
+              <w:t xml:space="preserve"> </w:t>
+            </w:r>
+            <w:r>
+              <w:t xml:space="preserve">written; the picked presentation is finally consumed)</w:t>
+            </w:r>
+          </w:p>
+        </w:tc>
+      </w:tr>
+      <w:tr>
+        <w:tc>
+          <w:tcPr/>
+          <w:p>
+            <w:pPr>
+              <w:pStyle w:val="Compact"/>
+            </w:pPr>
+            <w:r>
+              <w:t xml:space="preserve">Confirmation’s Present Docs Earmark (Pending)</w:t>
+            </w:r>
+          </w:p>
+        </w:tc>
+        <w:tc>
+          <w:tcPr/>
+          <w:p>
+            <w:pPr>
+              <w:pStyle w:val="Compact"/>
+            </w:pPr>
+            <w:r>
+              <w:t xml:space="preserve">unaffected — B3’s own presentation was already RELEASED before B4 picked it</w:t>
+            </w:r>
+          </w:p>
+        </w:tc>
+        <w:tc>
+          <w:tcPr/>
+          <w:p>
+            <w:pPr>
+              <w:pStyle w:val="Compact"/>
+            </w:pPr>
+            <w:r>
+              <w:t xml:space="preserve">unaffected</w:t>
+            </w:r>
+          </w:p>
+        </w:tc>
+      </w:tr>
+      <w:tr>
+        <w:tc>
+          <w:tcPr/>
+          <w:p>
+            <w:pPr>
+              <w:pStyle w:val="Compact"/>
+            </w:pPr>
+            <w:r>
+              <w:t xml:space="preserve">Confirmation’s Tight Available Balance</w:t>
+            </w:r>
+          </w:p>
+        </w:tc>
+        <w:tc>
+          <w:tcPr/>
+          <w:p>
+            <w:pPr>
+              <w:pStyle w:val="Compact"/>
+            </w:pPr>
+            <w:r>
+              <w:rPr>
+                <w:b/>
+                <w:bCs/>
+              </w:rPr>
+              <w:t xml:space="preserve">displays += B3’s own ceilingAmount already</w:t>
+            </w:r>
+            <w:r>
+              <w:t xml:space="preserve"> </w:t>
+            </w:r>
+            <w:r>
+              <w:t xml:space="preserve">(provisional, same display-only mechanism — see live-verified example below)</w:t>
+            </w:r>
+          </w:p>
+        </w:tc>
+        <w:tc>
+          <w:tcPr/>
+          <w:p>
+            <w:pPr>
+              <w:pStyle w:val="Compact"/>
+            </w:pPr>
+            <w:r>
+              <w:rPr>
+                <w:b/>
+                <w:bCs/>
+              </w:rPr>
               <w:t xml:space="preserve">+= B3’s own ceilingAmount</w:t>
             </w:r>
             <w:r>
-              <w:t xml:space="preserve"> </w:t>
-            </w:r>
-            <w:r>
-              <w:t xml:space="preserve">(capacity freed as the earmark clears)</w:t>
-            </w:r>
-          </w:p>
-        </w:tc>
-      </w:tr>
-      <w:tr>
-        <w:tc>
-          <w:tcPr/>
-          <w:p>
-            <w:pPr>
-              <w:pStyle w:val="Compact"/>
-            </w:pPr>
-            <w:r>
-              <w:t xml:space="preserve">Off-Balance Exposure</w:t>
-            </w:r>
-          </w:p>
-        </w:tc>
-        <w:tc>
-          <w:tcPr/>
-          <w:p>
-            <w:pPr>
-              <w:pStyle w:val="Compact"/>
-            </w:pPr>
-            <w:r>
-              <w:rPr>
-                <w:rStyle w:val="VerbatimChar"/>
-              </w:rPr>
-              <w:t xml:space="preserve">null</w:t>
-            </w:r>
-          </w:p>
-        </w:tc>
-        <w:tc>
-          <w:tcPr/>
-          <w:p>
-            <w:pPr>
-              <w:pStyle w:val="Compact"/>
-            </w:pPr>
-            <w:r>
-              <w:rPr>
-                <w:rStyle w:val="VerbatimChar"/>
-              </w:rPr>
-              <w:t xml:space="preserve">null</w:t>
-            </w:r>
-          </w:p>
-        </w:tc>
-      </w:tr>
-      <w:tr>
-        <w:tc>
-          <w:tcPr/>
-          <w:p>
-            <w:pPr>
-              <w:pStyle w:val="Compact"/>
-            </w:pPr>
-            <w:r>
-              <w:t xml:space="preserve">SG (Pending / Approved)</w:t>
-            </w:r>
-          </w:p>
-        </w:tc>
-        <w:tc>
-          <w:tcPr/>
-          <w:p>
-            <w:pPr>
-              <w:pStyle w:val="Compact"/>
-            </w:pPr>
-            <w:r>
-              <w:t xml:space="preserve">N/A</w:t>
-            </w:r>
-          </w:p>
-        </w:tc>
-        <w:tc>
-          <w:tcPr/>
-          <w:p>
-            <w:pPr>
-              <w:pStyle w:val="Compact"/>
-            </w:pPr>
-            <w:r>
-              <w:t xml:space="preserve">N/A</w:t>
-            </w:r>
-          </w:p>
-        </w:tc>
-      </w:tr>
-      <w:tr>
-        <w:tc>
-          <w:tcPr/>
-          <w:p>
-            <w:pPr>
-              <w:pStyle w:val="Compact"/>
-            </w:pPr>
-            <w:r>
-              <w:t xml:space="preserve">Document Arrival (Pending / Approved)</w:t>
-            </w:r>
-          </w:p>
-        </w:tc>
-        <w:tc>
-          <w:tcPr/>
-          <w:p>
-            <w:pPr>
-              <w:pStyle w:val="Compact"/>
-            </w:pPr>
-            <w:r>
-              <w:t xml:space="preserve">N/A — Import-only concept</w:t>
-            </w:r>
-          </w:p>
-        </w:tc>
-        <w:tc>
-          <w:tcPr/>
-          <w:p>
-            <w:pPr>
-              <w:pStyle w:val="Compact"/>
-            </w:pPr>
-            <w:r>
-              <w:t xml:space="preserve">N/A</w:t>
+              <w:t xml:space="preserve">, now genuine (capacity freed as the earmark clears)</w:t>
             </w:r>
           </w:p>
         </w:tc>
       </w:tr>
     </w:tbl>
+    <w:p>
+      <w:pPr>
+        <w:pStyle w:val="BodyText"/>
+      </w:pPr>
+      <w:r>
+        <w:t xml:space="preserve">Live-verified (business-reported</w:t>
+      </w:r>
+      <w:r>
+        <w:t xml:space="preserve"> </w:t>
+      </w:r>
+      <w:r>
+        <w:t xml:space="preserve">“B4 U02 </w:t>
+      </w:r>
+      <w:r>
+        <w:rPr>
+          <w:rFonts w:hint="eastAsia"/>
+        </w:rPr>
+        <w:t xml:space="preserve">也有類似問題”</w:t>
+      </w:r>
+      <w:r>
+        <w:t xml:space="preserve">, 2026-08-20): B1 Confirm 10,000 Usance (Approved) →</w:t>
+      </w:r>
+      <w:r>
+        <w:t xml:space="preserve"> </w:t>
+      </w:r>
+      <w:r>
+        <w:t xml:space="preserve">B3 Present Docs 10,000 (Approved) → B4 Acceptance 10,000 (Submit, still PENDING). Before this fix, the</w:t>
+      </w:r>
+      <w:r>
+        <w:t xml:space="preserve"> </w:t>
+      </w:r>
+      <w:r>
+        <w:t xml:space="preserve">Confirmation’s own</w:t>
+      </w:r>
+      <w:r>
+        <w:t xml:space="preserve"> </w:t>
+      </w:r>
+      <w:r>
+        <w:rPr>
+          <w:rStyle w:val="VerbatimChar"/>
+        </w:rPr>
+        <w:t xml:space="preserve">GET .../balance</w:t>
+      </w:r>
+      <w:r>
+        <w:t xml:space="preserve"> </w:t>
+      </w:r>
+      <w:r>
+        <w:t xml:space="preserve">read</w:t>
+      </w:r>
+      <w:r>
+        <w:t xml:space="preserve"> </w:t>
+      </w:r>
+      <w:r>
+        <w:rPr>
+          <w:rStyle w:val="VerbatimChar"/>
+        </w:rPr>
+        <w:t xml:space="preserve">presentDocsEarmarkApproved: "10000"</w:t>
+      </w:r>
+      <w:r>
+        <w:t xml:space="preserve">,</w:t>
+      </w:r>
+      <w:r>
+        <w:t xml:space="preserve"> </w:t>
+      </w:r>
+      <w:r>
+        <w:rPr>
+          <w:rStyle w:val="VerbatimChar"/>
+        </w:rPr>
+        <w:t xml:space="preserve">tightAvailableBalance: "-10000"</w:t>
+      </w:r>
+      <w:r>
+        <w:t xml:space="preserve"> </w:t>
+      </w:r>
+      <w:r>
+        <w:t xml:space="preserve">at this point — wrong, since B4’s own consumption of that exact</w:t>
+      </w:r>
+      <w:r>
+        <w:t xml:space="preserve"> </w:t>
+      </w:r>
+      <w:r>
+        <w:t xml:space="preserve">presentation is already a foregone conclusion once Submitted. After the fix, the same query reads</w:t>
+      </w:r>
+      <w:r>
+        <w:t xml:space="preserve"> </w:t>
+      </w:r>
+      <w:r>
+        <w:rPr>
+          <w:rStyle w:val="VerbatimChar"/>
+        </w:rPr>
+        <w:t xml:space="preserve">presentDocsEarmarkApproved: "0"</w:t>
+      </w:r>
+      <w:r>
+        <w:t xml:space="preserve">,</w:t>
+      </w:r>
+      <w:r>
+        <w:t xml:space="preserve"> </w:t>
+      </w:r>
+      <w:r>
+        <w:rPr>
+          <w:rStyle w:val="VerbatimChar"/>
+        </w:rPr>
+        <w:t xml:space="preserve">tightAvailableBalance: "0"</w:t>
+      </w:r>
+      <w:r>
+        <w:t xml:space="preserve">,</w:t>
+      </w:r>
+      <w:r>
+        <w:t xml:space="preserve"> </w:t>
+      </w:r>
+      <w:r>
+        <w:rPr>
+          <w:rStyle w:val="VerbatimChar"/>
+        </w:rPr>
+        <w:t xml:space="preserve">pendingEarmarkTotal: "-10000"</w:t>
+      </w:r>
+      <w:r>
+        <w:t xml:space="preserve"> </w:t>
+      </w:r>
+      <w:r>
+        <w:t xml:space="preserve">— and a</w:t>
+      </w:r>
+      <w:r>
+        <w:t xml:space="preserve"> </w:t>
+      </w:r>
+      <w:r>
+        <w:t xml:space="preserve">genuinely unrelated new B3 presentation submitted afterward still correctly rejects against the</w:t>
+      </w:r>
+      <w:r>
+        <w:t xml:space="preserve"> </w:t>
+      </w:r>
+      <w:r>
+        <w:t xml:space="preserve">un-netted, strict</w:t>
+      </w:r>
+      <w:r>
+        <w:t xml:space="preserve"> </w:t>
+      </w:r>
+      <w:r>
+        <w:rPr>
+          <w:rStyle w:val="VerbatimChar"/>
+        </w:rPr>
+        <w:t xml:space="preserve">-10000</w:t>
+      </w:r>
+      <w:r>
+        <w:t xml:space="preserve"> </w:t>
+      </w:r>
+      <w:r>
+        <w:t xml:space="preserve">figure (the provisional exception never leaks to a different presentation).</w:t>
+      </w:r>
+      <w:r>
+        <w:t xml:space="preserve"> </w:t>
+      </w:r>
+      <w:r>
+        <w:t xml:space="preserve">| Off-Balance Exposure |</w:t>
+      </w:r>
+      <w:r>
+        <w:t xml:space="preserve"> </w:t>
+      </w:r>
+      <w:r>
+        <w:rPr>
+          <w:rStyle w:val="VerbatimChar"/>
+        </w:rPr>
+        <w:t xml:space="preserve">null</w:t>
+      </w:r>
+      <w:r>
+        <w:t xml:space="preserve"> </w:t>
+      </w:r>
+      <w:r>
+        <w:t xml:space="preserve">|</w:t>
+      </w:r>
+      <w:r>
+        <w:t xml:space="preserve"> </w:t>
+      </w:r>
+      <w:r>
+        <w:rPr>
+          <w:rStyle w:val="VerbatimChar"/>
+        </w:rPr>
+        <w:t xml:space="preserve">null</w:t>
+      </w:r>
+      <w:r>
+        <w:t xml:space="preserve"> </w:t>
+      </w:r>
+      <w:r>
+        <w:t xml:space="preserve">|</w:t>
+      </w:r>
+      <w:r>
+        <w:t xml:space="preserve"> </w:t>
+      </w:r>
+      <w:r>
+        <w:t xml:space="preserve">| SG (Pending / Approved) | N/A | N/A |</w:t>
+      </w:r>
+      <w:r>
+        <w:t xml:space="preserve"> </w:t>
+      </w:r>
+      <w:r>
+        <w:t xml:space="preserve">| Document Arrival (Pending / Approved) | N/A — Import-only concept | N/A |</w:t>
+      </w:r>
+    </w:p>
     <w:bookmarkEnd w:id="31"/>
     <w:bookmarkStart w:id="32" w:name="X58c8d6142bb426cca80756b3a2b7ad07a5e6963"/>
     <w:p>
@@ -13360,7 +16337,7 @@
                 <w:b/>
                 <w:bCs/>
               </w:rPr>
-              <w:t xml:space="preserve">LC (reacts at Submit)</w:t>
+              <w:t xml:space="preserve">LC (reacts at Release only — standalone; A3S’s own matched pair is the one exception, reacts at Submit)</w:t>
             </w:r>
           </w:p>
         </w:tc>
@@ -13397,7 +16374,7 @@
                 <w:b/>
                 <w:bCs/>
               </w:rPr>
-              <w:t xml:space="preserve">LC (splits at Release)</w:t>
+              <w:t xml:space="preserve">LC (Approved bucket only, no Pending-side reaction)</w:t>
             </w:r>
           </w:p>
         </w:tc>
@@ -13919,7 +16896,7 @@
           <w:i/>
           <w:iCs/>
         </w:rPr>
-        <w:t xml:space="preserve">domain/tolerance.ts</w:t>
+        <w:t xml:space="preserve">domain/amendDecrease.ts</w:t>
       </w:r>
       <w:r>
         <w:rPr>
@@ -13941,14 +16918,14 @@
           <w:i/>
           <w:iCs/>
         </w:rPr>
-        <w:t xml:space="preserve">service/balanceService.ts</w:t>
+        <w:t xml:space="preserve">domain/tolerance.ts</w:t>
       </w:r>
       <w:r>
         <w:rPr>
           <w:i/>
           <w:iCs/>
         </w:rPr>
-        <w:t xml:space="preserve">, and</w:t>
+        <w:t xml:space="preserve">,</w:t>
       </w:r>
       <w:r>
         <w:rPr>
@@ -13963,14 +16940,14 @@
           <w:i/>
           <w:iCs/>
         </w:rPr>
-        <w:t xml:space="preserve">src/app/transaction-builder/balance-component.model.ts</w:t>
+        <w:t xml:space="preserve">service/balanceService.ts</w:t>
       </w:r>
       <w:r>
         <w:rPr>
           <w:i/>
           <w:iCs/>
         </w:rPr>
-        <w:t xml:space="preserve">’s own</w:t>
+        <w:t xml:space="preserve">, and</w:t>
       </w:r>
       <w:r>
         <w:rPr>
@@ -13985,58 +16962,58 @@
           <w:i/>
           <w:iCs/>
         </w:rPr>
-        <w:t xml:space="preserve">IMPORT_FUNCTIONS</w:t>
+        <w:t xml:space="preserve">src/app/transaction-builder/balance-component.model.ts</w:t>
       </w:r>
       <w:r>
         <w:rPr>
           <w:i/>
           <w:iCs/>
         </w:rPr>
-        <w:t xml:space="preserve">/</w:t>
-      </w:r>
-      <w:r>
-        <w:rPr>
-          <w:rStyle w:val="VerbatimChar"/>
+        <w:t xml:space="preserve">’s own</w:t>
+      </w:r>
+      <w:r>
+        <w:rPr>
           <w:i/>
           <w:iCs/>
         </w:rPr>
-        <w:t xml:space="preserve">EXPORT_FUNCTIONS</w:t>
-      </w:r>
-      <w:r>
-        <w:rPr>
+        <w:t xml:space="preserve"> </w:t>
+      </w:r>
+      <w:r>
+        <w:rPr>
+          <w:rStyle w:val="VerbatimChar"/>
           <w:i/>
           <w:iCs/>
         </w:rPr>
-        <w:t xml:space="preserve"> </w:t>
+        <w:t xml:space="preserve">IMPORT_FUNCTIONS</w:t>
       </w:r>
       <w:r>
         <w:rPr>
           <w:i/>
           <w:iCs/>
         </w:rPr>
-        <w:t xml:space="preserve">registry. See</w:t>
-      </w:r>
-      <w:r>
-        <w:rPr>
+        <w:t xml:space="preserve">/</w:t>
+      </w:r>
+      <w:r>
+        <w:rPr>
+          <w:rStyle w:val="VerbatimChar"/>
           <w:i/>
           <w:iCs/>
         </w:rPr>
-        <w:t xml:space="preserve"> </w:t>
-      </w:r>
-      <w:r>
-        <w:rPr>
-          <w:rStyle w:val="VerbatimChar"/>
+        <w:t xml:space="preserve">EXPORT_FUNCTIONS</w:t>
+      </w:r>
+      <w:r>
+        <w:rPr>
           <w:i/>
           <w:iCs/>
         </w:rPr>
-        <w:t xml:space="preserve">lc-balance-wc/CLAUDE.md</w:t>
+        <w:t xml:space="preserve"> </w:t>
       </w:r>
       <w:r>
         <w:rPr>
           <w:i/>
           <w:iCs/>
         </w:rPr>
-        <w:t xml:space="preserve">’s own decision log for the business rationale/history behind</w:t>
+        <w:t xml:space="preserve">registry. See</w:t>
       </w:r>
       <w:r>
         <w:rPr>
@@ -14047,10 +17024,32 @@
       </w:r>
       <w:r>
         <w:rPr>
+          <w:rStyle w:val="VerbatimChar"/>
           <w:i/>
           <w:iCs/>
         </w:rPr>
-        <w:t xml:space="preserve">each rule.</w:t>
+        <w:t xml:space="preserve">lc-balance-wc/CLAUDE.md</w:t>
+      </w:r>
+      <w:r>
+        <w:rPr>
+          <w:i/>
+          <w:iCs/>
+        </w:rPr>
+        <w:t xml:space="preserve">’s own decision log for the</w:t>
+      </w:r>
+      <w:r>
+        <w:rPr>
+          <w:i/>
+          <w:iCs/>
+        </w:rPr>
+        <w:t xml:space="preserve"> </w:t>
+      </w:r>
+      <w:r>
+        <w:rPr>
+          <w:i/>
+          <w:iCs/>
+        </w:rPr>
+        <w:t xml:space="preserve">business rationale/history behind each rule.</w:t>
       </w:r>
     </w:p>
     <w:bookmarkEnd w:id="34"/>
